--- a/SystemVerilog_8-bit_CPU__Description.docx
+++ b/SystemVerilog_8-bit_CPU__Description.docx
@@ -13,6 +13,7 @@
           <w:lang w:val="en-US"/>
         </w:rPr>
       </w:pPr>
+      <w:proofErr w:type="spellStart"/>
       <w:r>
         <w:rPr>
           <w:b/>
@@ -41,7 +42,18 @@
           <w:szCs w:val="40"/>
           <w:lang w:val="en-US"/>
         </w:rPr>
-        <w:t>temVerilog 8-bit CPU</w:t>
+        <w:t>temVerilog</w:t>
+      </w:r>
+      <w:proofErr w:type="spellEnd"/>
+      <w:r>
+        <w:rPr>
+          <w:b/>
+          <w:bCs/>
+          <w:sz w:val="40"/>
+          <w:szCs w:val="40"/>
+          <w:lang w:val="en-US"/>
+        </w:rPr>
+        <w:t xml:space="preserve"> 8-bit CPU</w:t>
       </w:r>
     </w:p>
     <w:p>
@@ -238,7 +250,29 @@
           <w:szCs w:val="28"/>
           <w:lang w:val="en-US"/>
         </w:rPr>
-        <w:t>Hardware description (SystemVerilog &amp; Simulation)</w:t>
+        <w:t>Hardware description (</w:t>
+      </w:r>
+      <w:proofErr w:type="spellStart"/>
+      <w:r>
+        <w:rPr>
+          <w:b/>
+          <w:bCs/>
+          <w:sz w:val="28"/>
+          <w:szCs w:val="28"/>
+          <w:lang w:val="en-US"/>
+        </w:rPr>
+        <w:t>SystemVerilog</w:t>
+      </w:r>
+      <w:proofErr w:type="spellEnd"/>
+      <w:r>
+        <w:rPr>
+          <w:b/>
+          <w:bCs/>
+          <w:sz w:val="28"/>
+          <w:szCs w:val="28"/>
+          <w:lang w:val="en-US"/>
+        </w:rPr>
+        <w:t xml:space="preserve"> &amp; Simulation)</w:t>
       </w:r>
     </w:p>
     <w:p>
@@ -446,7 +480,23 @@
           <w:szCs w:val="28"/>
           <w:lang w:val="en-US"/>
         </w:rPr>
-        <w:t xml:space="preserve">3.8 CPU Top </w:t>
+        <w:t xml:space="preserve">3.8 </w:t>
+      </w:r>
+      <w:r>
+        <w:rPr>
+          <w:sz w:val="28"/>
+          <w:szCs w:val="28"/>
+          <w:lang w:val="en-US"/>
+        </w:rPr>
+        <w:t>TOP Unit</w:t>
+      </w:r>
+      <w:r>
+        <w:rPr>
+          <w:sz w:val="28"/>
+          <w:szCs w:val="28"/>
+          <w:lang w:val="en-US"/>
+        </w:rPr>
+        <w:t xml:space="preserve"> </w:t>
       </w:r>
       <w:r>
         <w:rPr>
@@ -902,7 +952,25 @@
           <w:szCs w:val="28"/>
           <w:lang w:val="en-US"/>
         </w:rPr>
-        <w:t>The primary goal of this project is the design, SystemVerilog implementation, and functional verification of an 8-bit Central Processing Unit (CPU). Following the hardware realization, a custom software ecosystem</w:t>
+        <w:t xml:space="preserve">The primary goal of this project is the design, </w:t>
+      </w:r>
+      <w:proofErr w:type="spellStart"/>
+      <w:r>
+        <w:rPr>
+          <w:sz w:val="28"/>
+          <w:szCs w:val="28"/>
+          <w:lang w:val="en-US"/>
+        </w:rPr>
+        <w:t>SystemVerilog</w:t>
+      </w:r>
+      <w:proofErr w:type="spellEnd"/>
+      <w:r>
+        <w:rPr>
+          <w:sz w:val="28"/>
+          <w:szCs w:val="28"/>
+          <w:lang w:val="en-US"/>
+        </w:rPr>
+        <w:t xml:space="preserve"> implementation, and functional verification of an 8-bit Central Processing Unit (CPU). Following the hardware realization, a custom software ecosystem</w:t>
       </w:r>
       <w:r>
         <w:rPr>
@@ -1463,7 +1531,29 @@
           <w:lang w:val="en-US"/>
         </w:rPr>
         <w:lastRenderedPageBreak/>
-        <w:t>Hardware description (SystemVerilog &amp; Simulation)</w:t>
+        <w:t>Hardware description (</w:t>
+      </w:r>
+      <w:proofErr w:type="spellStart"/>
+      <w:r>
+        <w:rPr>
+          <w:b/>
+          <w:bCs/>
+          <w:sz w:val="40"/>
+          <w:szCs w:val="40"/>
+          <w:lang w:val="en-US"/>
+        </w:rPr>
+        <w:t>SystemVerilog</w:t>
+      </w:r>
+      <w:proofErr w:type="spellEnd"/>
+      <w:r>
+        <w:rPr>
+          <w:b/>
+          <w:bCs/>
+          <w:sz w:val="40"/>
+          <w:szCs w:val="40"/>
+          <w:lang w:val="en-US"/>
+        </w:rPr>
+        <w:t xml:space="preserve"> &amp; Simulation)</w:t>
       </w:r>
     </w:p>
     <w:p>
@@ -1581,13 +1671,39 @@
         </w:rPr>
         <w:br/>
       </w:r>
-      <w:r>
-        <w:rPr>
-          <w:sz w:val="28"/>
-          <w:szCs w:val="28"/>
-          <w:lang w:val="en-US"/>
-        </w:rPr>
-        <w:t xml:space="preserve">ALU module is mathematical and logical controller implementing such commands. This part of CPU is built asynchronously (there is no clk / reset </w:t>
+      <w:proofErr w:type="spellStart"/>
+      <w:r>
+        <w:rPr>
+          <w:sz w:val="28"/>
+          <w:szCs w:val="28"/>
+          <w:lang w:val="en-US"/>
+        </w:rPr>
+        <w:t>ALU</w:t>
+      </w:r>
+      <w:proofErr w:type="spellEnd"/>
+      <w:r>
+        <w:rPr>
+          <w:sz w:val="28"/>
+          <w:szCs w:val="28"/>
+          <w:lang w:val="en-US"/>
+        </w:rPr>
+        <w:t xml:space="preserve"> module is mathematical and logical controller implementing such commands. This part of CPU is built asynchronously (there is no </w:t>
+      </w:r>
+      <w:r>
+        <w:rPr>
+          <w:sz w:val="28"/>
+          <w:szCs w:val="28"/>
+          <w:lang w:val="en-US"/>
+        </w:rPr>
+        <w:t>CLK</w:t>
+      </w:r>
+      <w:r>
+        <w:rPr>
+          <w:sz w:val="28"/>
+          <w:szCs w:val="28"/>
+          <w:lang w:val="en-US"/>
+        </w:rPr>
+        <w:t xml:space="preserve"> / reset </w:t>
       </w:r>
       <w:r>
         <w:rPr>
@@ -2559,14 +2675,48 @@
           <w:lang w:val="en-US"/>
         </w:rPr>
         <w:lastRenderedPageBreak/>
-        <w:t>executed asynchronously using “assign” operator allows get located data immediately, whereas writing depends on clk signal to avoid ra</w:t>
-      </w:r>
-      <w:r>
-        <w:rPr>
-          <w:sz w:val="28"/>
-          <w:szCs w:val="28"/>
-        </w:rPr>
-        <w:t>сы</w:t>
+        <w:t>executed asynchronously using “assign” operator allows get located data immediately, whereas writing depends on</w:t>
+      </w:r>
+      <w:r>
+        <w:rPr>
+          <w:sz w:val="28"/>
+          <w:szCs w:val="28"/>
+          <w:lang w:val="en-US"/>
+        </w:rPr>
+        <w:t xml:space="preserve"> CLK</w:t>
+      </w:r>
+      <w:r>
+        <w:rPr>
+          <w:sz w:val="28"/>
+          <w:szCs w:val="28"/>
+          <w:lang w:val="en-US"/>
+        </w:rPr>
+        <w:t xml:space="preserve"> signal to avoid </w:t>
+      </w:r>
+      <w:proofErr w:type="spellStart"/>
+      <w:r>
+        <w:rPr>
+          <w:sz w:val="28"/>
+          <w:szCs w:val="28"/>
+          <w:lang w:val="en-US"/>
+        </w:rPr>
+        <w:t>r</w:t>
+      </w:r>
+      <w:r>
+        <w:rPr>
+          <w:sz w:val="28"/>
+          <w:szCs w:val="28"/>
+          <w:lang w:val="en-US"/>
+        </w:rPr>
+        <w:t>a</w:t>
+      </w:r>
+      <w:proofErr w:type="spellEnd"/>
+      <w:r>
+        <w:rPr>
+          <w:sz w:val="28"/>
+          <w:szCs w:val="28"/>
+        </w:rPr>
+        <w:t>с</w:t>
       </w:r>
       <w:r>
         <w:rPr>
@@ -2653,7 +2803,25 @@
           <w:szCs w:val="28"/>
           <w:lang w:val="en-US"/>
         </w:rPr>
-        <w:t xml:space="preserve"> is created for keeping flags (Zero, Carry bit, Sign, Overflow) for operations requires them. The structure is similar to Register File, but only one register is realized.</w:t>
+        <w:t xml:space="preserve"> is created for keeping flags (Zero, </w:t>
+      </w:r>
+      <w:proofErr w:type="gramStart"/>
+      <w:r>
+        <w:rPr>
+          <w:sz w:val="28"/>
+          <w:szCs w:val="28"/>
+          <w:lang w:val="en-US"/>
+        </w:rPr>
+        <w:t>Carry</w:t>
+      </w:r>
+      <w:proofErr w:type="gramEnd"/>
+      <w:r>
+        <w:rPr>
+          <w:sz w:val="28"/>
+          <w:szCs w:val="28"/>
+          <w:lang w:val="en-US"/>
+        </w:rPr>
+        <w:t xml:space="preserve"> bit, Sign, Overflow) for operations requires them. The structure is similar to Register File, but only one register is realized.</w:t>
       </w:r>
     </w:p>
     <w:p>
@@ -2891,7 +3059,7 @@
         <w:rPr>
           <w:sz w:val="28"/>
           <w:szCs w:val="28"/>
-          <w:lang w:val="en-US"/>
+          <w:lang w:val="en"/>
         </w:rPr>
       </w:pPr>
       <w:r>
@@ -2934,6 +3102,139 @@
         </w:rPr>
         <w:t>that determine the operating mode of the data path for a single clock cycle.</w:t>
       </w:r>
+    </w:p>
+    <w:p>
+      <w:pPr>
+        <w:pStyle w:val="ListParagraph"/>
+        <w:ind w:left="990"/>
+        <w:rPr>
+          <w:sz w:val="28"/>
+          <w:szCs w:val="28"/>
+          <w:lang w:val="en"/>
+        </w:rPr>
+      </w:pPr>
+    </w:p>
+    <w:p>
+      <w:pPr>
+        <w:pStyle w:val="ListParagraph"/>
+        <w:ind w:left="990"/>
+        <w:rPr>
+          <w:sz w:val="28"/>
+          <w:szCs w:val="28"/>
+          <w:lang w:val="en"/>
+        </w:rPr>
+      </w:pPr>
+    </w:p>
+    <w:p>
+      <w:pPr>
+        <w:pStyle w:val="ListParagraph"/>
+        <w:ind w:left="990"/>
+        <w:rPr>
+          <w:sz w:val="28"/>
+          <w:szCs w:val="28"/>
+          <w:lang w:val="en"/>
+        </w:rPr>
+      </w:pPr>
+    </w:p>
+    <w:p>
+      <w:pPr>
+        <w:pStyle w:val="ListParagraph"/>
+        <w:ind w:left="990"/>
+        <w:rPr>
+          <w:sz w:val="28"/>
+          <w:szCs w:val="28"/>
+          <w:lang w:val="en"/>
+        </w:rPr>
+      </w:pPr>
+      <w:r>
+        <w:rPr>
+          <w:sz w:val="28"/>
+          <w:szCs w:val="28"/>
+          <w:lang w:val="en"/>
+        </w:rPr>
+        <w:lastRenderedPageBreak/>
+        <w:t>Essential Update:</w:t>
+      </w:r>
+    </w:p>
+    <w:p>
+      <w:pPr>
+        <w:pStyle w:val="ListParagraph"/>
+        <w:ind w:left="990"/>
+        <w:rPr>
+          <w:sz w:val="28"/>
+          <w:szCs w:val="28"/>
+          <w:lang w:val="en"/>
+        </w:rPr>
+      </w:pPr>
+      <w:r>
+        <w:rPr>
+          <w:sz w:val="28"/>
+          <w:szCs w:val="28"/>
+          <w:lang w:val="en"/>
+        </w:rPr>
+        <w:t xml:space="preserve">Synchronous modulus, </w:t>
+      </w:r>
+      <w:r>
+        <w:rPr>
+          <w:sz w:val="28"/>
+          <w:szCs w:val="28"/>
+          <w:lang w:val="en"/>
+        </w:rPr>
+        <w:t>CLK</w:t>
+      </w:r>
+      <w:r>
+        <w:rPr>
+          <w:sz w:val="28"/>
+          <w:szCs w:val="28"/>
+          <w:lang w:val="en"/>
+        </w:rPr>
+        <w:t xml:space="preserve"> &amp; reset signals and FSM were added to control LOAD command execution, namely, it is implemented in </w:t>
+      </w:r>
+      <w:proofErr w:type="spellStart"/>
+      <w:r>
+        <w:rPr>
+          <w:sz w:val="28"/>
+          <w:szCs w:val="28"/>
+          <w:lang w:val="en"/>
+        </w:rPr>
+        <w:t>clk</w:t>
+      </w:r>
+      <w:proofErr w:type="spellEnd"/>
+      <w:r>
+        <w:rPr>
+          <w:sz w:val="28"/>
+          <w:szCs w:val="28"/>
+          <w:lang w:val="en"/>
+        </w:rPr>
+        <w:t xml:space="preserve"> cycles due to s</w:t>
+      </w:r>
+      <w:r>
+        <w:rPr>
+          <w:sz w:val="28"/>
+          <w:szCs w:val="28"/>
+          <w:lang w:val="en"/>
+        </w:rPr>
+        <w:t>ynchronous</w:t>
+      </w:r>
+      <w:r>
+        <w:rPr>
+          <w:sz w:val="28"/>
+          <w:szCs w:val="28"/>
+          <w:lang w:val="en"/>
+        </w:rPr>
+        <w:t xml:space="preserve"> data memory write / read structure.</w:t>
+      </w:r>
+    </w:p>
+    <w:p>
+      <w:pPr>
+        <w:pStyle w:val="ListParagraph"/>
+        <w:ind w:left="990"/>
+        <w:rPr>
+          <w:sz w:val="28"/>
+          <w:szCs w:val="28"/>
+          <w:lang w:val="en-US"/>
+        </w:rPr>
+      </w:pPr>
     </w:p>
     <w:p>
       <w:pPr>
@@ -2977,15 +3278,27 @@
           <w:lang w:val="en-US"/>
         </w:rPr>
       </w:pPr>
-      <w:r>
-        <w:rPr>
-          <w:b/>
-          <w:bCs/>
-          <w:sz w:val="28"/>
-          <w:szCs w:val="28"/>
-          <w:lang w:val="en-US"/>
-        </w:rPr>
-        <w:t>LOADI  (Load constant in register) 1101</w:t>
+      <w:proofErr w:type="gramStart"/>
+      <w:r>
+        <w:rPr>
+          <w:b/>
+          <w:bCs/>
+          <w:sz w:val="28"/>
+          <w:szCs w:val="28"/>
+          <w:lang w:val="en-US"/>
+        </w:rPr>
+        <w:t>LOADI  (</w:t>
+      </w:r>
+      <w:proofErr w:type="gramEnd"/>
+      <w:r>
+        <w:rPr>
+          <w:b/>
+          <w:bCs/>
+          <w:sz w:val="28"/>
+          <w:szCs w:val="28"/>
+          <w:lang w:val="en-US"/>
+        </w:rPr>
+        <w:t>Load constant in register) 1101</w:t>
       </w:r>
     </w:p>
     <w:p>
@@ -3037,7 +3350,6 @@
           <w:szCs w:val="28"/>
           <w:lang w:val="en-US"/>
         </w:rPr>
-        <w:lastRenderedPageBreak/>
         <w:t>STORE (Load value from register in data memory) 0100</w:t>
       </w:r>
     </w:p>
@@ -3172,6 +3484,7 @@
         <w:rPr>
           <w:sz w:val="28"/>
           <w:szCs w:val="28"/>
+          <w:lang w:val="en-US"/>
         </w:rPr>
         <w:t>-</w:t>
       </w:r>
@@ -3191,6 +3504,7 @@
         </w:rPr>
         <w:br/>
       </w:r>
+      <w:proofErr w:type="gramStart"/>
       <w:r>
         <w:rPr>
           <w:sz w:val="28"/>
@@ -3215,10 +3529,12 @@
         </w:rPr>
         <w:t>11</w:t>
       </w:r>
-      <w:r>
-        <w:rPr>
-          <w:sz w:val="28"/>
-          <w:szCs w:val="28"/>
+      <w:proofErr w:type="gramEnd"/>
+      <w:r>
+        <w:rPr>
+          <w:sz w:val="28"/>
+          <w:szCs w:val="28"/>
+          <w:lang w:val="en-US"/>
         </w:rPr>
         <w:t xml:space="preserve"> -</w:t>
       </w:r>
@@ -3269,6 +3585,7 @@
         <w:rPr>
           <w:sz w:val="28"/>
           <w:szCs w:val="28"/>
+          <w:lang w:val="en-US"/>
         </w:rPr>
         <w:t>-</w:t>
       </w:r>
@@ -3460,6 +3777,7 @@
         <w:rPr>
           <w:sz w:val="28"/>
           <w:szCs w:val="28"/>
+          <w:lang w:val="en-US"/>
         </w:rPr>
         <w:t xml:space="preserve"> </w:t>
       </w:r>
@@ -3561,6 +3879,7 @@
         <w:rPr>
           <w:sz w:val="28"/>
           <w:szCs w:val="28"/>
+          <w:lang w:val="en-US"/>
         </w:rPr>
         <w:t>-</w:t>
       </w:r>
@@ -3580,7 +3899,6 @@
         <w:rPr>
           <w:sz w:val="28"/>
           <w:szCs w:val="28"/>
-          <w:lang w:val="en-US"/>
         </w:rPr>
       </w:pPr>
     </w:p>
@@ -3649,6 +3967,7 @@
         <w:rPr>
           <w:sz w:val="28"/>
           <w:szCs w:val="28"/>
+          <w:lang w:val="en-US"/>
         </w:rPr>
         <w:t>-</w:t>
       </w:r>
@@ -3734,6 +4053,7 @@
         <w:rPr>
           <w:sz w:val="28"/>
           <w:szCs w:val="28"/>
+          <w:lang w:val="en-US"/>
         </w:rPr>
         <w:t>-</w:t>
       </w:r>
@@ -3865,6 +4185,7 @@
         <w:rPr>
           <w:sz w:val="28"/>
           <w:szCs w:val="28"/>
+          <w:lang w:val="en-US"/>
         </w:rPr>
         <w:t>-</w:t>
       </w:r>
@@ -3897,6 +4218,7 @@
         <w:rPr>
           <w:sz w:val="28"/>
           <w:szCs w:val="28"/>
+          <w:lang w:val="en-US"/>
         </w:rPr>
         <w:t>-</w:t>
       </w:r>
@@ -3940,6 +4262,7 @@
         <w:rPr>
           <w:sz w:val="28"/>
           <w:szCs w:val="28"/>
+          <w:lang w:val="en-US"/>
         </w:rPr>
         <w:t>-</w:t>
       </w:r>
@@ -3994,26 +4317,29 @@
     <w:p>
       <w:pPr>
         <w:pStyle w:val="ListParagraph"/>
-        <w:ind w:left="634"/>
-        <w:rPr>
-          <w:sz w:val="28"/>
-          <w:szCs w:val="28"/>
-          <w:lang w:val="en-US"/>
-        </w:rPr>
-      </w:pPr>
-    </w:p>
-    <w:p>
-      <w:pPr>
-        <w:pStyle w:val="ListParagraph"/>
-        <w:ind w:left="1710"/>
-        <w:rPr>
-          <w:b/>
-          <w:bCs/>
-          <w:sz w:val="28"/>
-          <w:szCs w:val="28"/>
-          <w:lang w:val="en-US"/>
-        </w:rPr>
-      </w:pPr>
+        <w:numPr>
+          <w:ilvl w:val="0"/>
+          <w:numId w:val="4"/>
+        </w:numPr>
+        <w:rPr>
+          <w:b/>
+          <w:bCs/>
+          <w:sz w:val="28"/>
+          <w:szCs w:val="28"/>
+          <w:lang w:val="en-US"/>
+        </w:rPr>
+      </w:pPr>
+      <w:r>
+        <w:rPr>
+          <w:b/>
+          <w:bCs/>
+          <w:sz w:val="28"/>
+          <w:szCs w:val="28"/>
+          <w:lang w:val="en-US"/>
+        </w:rPr>
+        <w:lastRenderedPageBreak/>
+        <w:t>Program Counter</w:t>
+      </w:r>
     </w:p>
     <w:p>
       <w:pPr>
@@ -4025,27 +4351,495 @@
           <w:lang w:val="en-US"/>
         </w:rPr>
       </w:pPr>
-    </w:p>
-    <w:p>
-      <w:pPr>
-        <w:rPr>
-          <w:sz w:val="28"/>
-          <w:szCs w:val="28"/>
-          <w:lang w:val="en-US"/>
-        </w:rPr>
-      </w:pPr>
-    </w:p>
-    <w:p>
-      <w:pPr>
-        <w:rPr>
-          <w:sz w:val="28"/>
-          <w:szCs w:val="28"/>
-          <w:lang w:val="en-US"/>
-        </w:rPr>
-      </w:pPr>
-    </w:p>
-    <w:p>
-      <w:pPr>
+      <w:r>
+        <w:rPr>
+          <w:sz w:val="28"/>
+          <w:szCs w:val="28"/>
+          <w:lang w:val="en-US"/>
+        </w:rPr>
+        <w:t xml:space="preserve">Program counter executes instructions address control. </w:t>
+      </w:r>
+      <w:r>
+        <w:rPr>
+          <w:sz w:val="28"/>
+          <w:szCs w:val="28"/>
+          <w:lang w:val="en-US"/>
+        </w:rPr>
+        <w:t>Instructions can be executed in series, transfer to concrete address is available.</w:t>
+      </w:r>
+    </w:p>
+    <w:p>
+      <w:pPr>
+        <w:pStyle w:val="ListParagraph"/>
+        <w:ind w:left="990"/>
+        <w:rPr>
+          <w:sz w:val="28"/>
+          <w:szCs w:val="28"/>
+          <w:lang w:val="en-US"/>
+        </w:rPr>
+      </w:pPr>
+    </w:p>
+    <w:p>
+      <w:pPr>
+        <w:pStyle w:val="ListParagraph"/>
+        <w:numPr>
+          <w:ilvl w:val="0"/>
+          <w:numId w:val="4"/>
+        </w:numPr>
+        <w:rPr>
+          <w:b/>
+          <w:bCs/>
+          <w:sz w:val="28"/>
+          <w:szCs w:val="28"/>
+          <w:lang w:val="en-US"/>
+        </w:rPr>
+      </w:pPr>
+      <w:r>
+        <w:rPr>
+          <w:b/>
+          <w:bCs/>
+          <w:sz w:val="28"/>
+          <w:szCs w:val="28"/>
+          <w:lang w:val="en-US"/>
+        </w:rPr>
+        <w:t>TOP Unit</w:t>
+      </w:r>
+    </w:p>
+    <w:p>
+      <w:pPr>
+        <w:pStyle w:val="ListParagraph"/>
+        <w:ind w:left="990"/>
+        <w:rPr>
+          <w:sz w:val="28"/>
+          <w:szCs w:val="28"/>
+          <w:lang w:val="en-US"/>
+        </w:rPr>
+      </w:pPr>
+      <w:r>
+        <w:rPr>
+          <w:sz w:val="28"/>
+          <w:szCs w:val="28"/>
+          <w:lang w:val="en-US"/>
+        </w:rPr>
+        <w:t>TOP unit is main connection uniting all other modulus in one system according to the schematic above. All signals circulate within the system except of CLK and reset signals.</w:t>
+      </w:r>
+    </w:p>
+    <w:p>
+      <w:pPr>
+        <w:pStyle w:val="ListParagraph"/>
+        <w:ind w:left="990"/>
+        <w:rPr>
+          <w:sz w:val="28"/>
+          <w:szCs w:val="28"/>
+          <w:lang w:val="en-US"/>
+        </w:rPr>
+      </w:pPr>
+    </w:p>
+    <w:p>
+      <w:pPr>
+        <w:pStyle w:val="ListParagraph"/>
+        <w:ind w:left="990"/>
+        <w:rPr>
+          <w:sz w:val="28"/>
+          <w:szCs w:val="28"/>
+          <w:lang w:val="en-US"/>
+        </w:rPr>
+      </w:pPr>
+    </w:p>
+    <w:p>
+      <w:pPr>
+        <w:pStyle w:val="ListParagraph"/>
+        <w:ind w:left="990"/>
+        <w:rPr>
+          <w:sz w:val="28"/>
+          <w:szCs w:val="28"/>
+          <w:lang w:val="en-US"/>
+        </w:rPr>
+      </w:pPr>
+      <w:r>
+        <w:rPr>
+          <w:sz w:val="28"/>
+          <w:szCs w:val="28"/>
+          <w:lang w:val="en-US"/>
+        </w:rPr>
+        <w:t>First test was executed and successfully verified. The following programs were implemented and translated in hexadecimal system:</w:t>
+      </w:r>
+    </w:p>
+    <w:p>
+      <w:pPr>
+        <w:rPr>
+          <w:sz w:val="28"/>
+          <w:szCs w:val="28"/>
+          <w:lang w:val="en-US"/>
+        </w:rPr>
+      </w:pPr>
+      <w:r>
+        <w:rPr>
+          <w:sz w:val="28"/>
+          <w:szCs w:val="28"/>
+          <w:lang w:val="en-US"/>
+        </w:rPr>
+        <w:tab/>
+      </w:r>
+      <w:r>
+        <w:rPr>
+          <w:sz w:val="28"/>
+          <w:szCs w:val="28"/>
+          <w:lang w:val="en-US"/>
+        </w:rPr>
+        <w:tab/>
+      </w:r>
+      <w:r>
+        <w:rPr>
+          <w:sz w:val="28"/>
+          <w:szCs w:val="28"/>
+          <w:lang w:val="en-US"/>
+        </w:rPr>
+        <w:t>LOADI R0 79 = 1101 0 01001111 xxx</w:t>
+      </w:r>
+      <w:r>
+        <w:rPr>
+          <w:sz w:val="28"/>
+          <w:szCs w:val="28"/>
+          <w:lang w:val="en-US"/>
+        </w:rPr>
+        <w:br/>
+      </w:r>
+      <w:r>
+        <w:rPr>
+          <w:sz w:val="28"/>
+          <w:szCs w:val="28"/>
+          <w:lang w:val="en-US"/>
+        </w:rPr>
+        <w:tab/>
+      </w:r>
+      <w:r>
+        <w:rPr>
+          <w:sz w:val="28"/>
+          <w:szCs w:val="28"/>
+          <w:lang w:val="en-US"/>
+        </w:rPr>
+        <w:tab/>
+      </w:r>
+      <w:r>
+        <w:rPr>
+          <w:sz w:val="28"/>
+          <w:szCs w:val="28"/>
+          <w:lang w:val="en-US"/>
+        </w:rPr>
+        <w:t>LOADI R1 -23 = 1101 1 10010111 xxx</w:t>
+      </w:r>
+      <w:r>
+        <w:rPr>
+          <w:sz w:val="28"/>
+          <w:szCs w:val="28"/>
+          <w:lang w:val="en-US"/>
+        </w:rPr>
+        <w:br/>
+      </w:r>
+      <w:r>
+        <w:rPr>
+          <w:sz w:val="28"/>
+          <w:szCs w:val="28"/>
+          <w:lang w:val="en-US"/>
+        </w:rPr>
+        <w:tab/>
+      </w:r>
+      <w:r>
+        <w:rPr>
+          <w:sz w:val="28"/>
+          <w:szCs w:val="28"/>
+          <w:lang w:val="en-US"/>
+        </w:rPr>
+        <w:tab/>
+      </w:r>
+      <w:r>
+        <w:rPr>
+          <w:sz w:val="28"/>
+          <w:szCs w:val="28"/>
+          <w:lang w:val="en-US"/>
+        </w:rPr>
+        <w:t xml:space="preserve">ADD R0 </w:t>
+      </w:r>
+      <w:proofErr w:type="spellStart"/>
+      <w:r>
+        <w:rPr>
+          <w:sz w:val="28"/>
+          <w:szCs w:val="28"/>
+          <w:lang w:val="en-US"/>
+        </w:rPr>
+        <w:t>R0</w:t>
+      </w:r>
+      <w:proofErr w:type="spellEnd"/>
+      <w:r>
+        <w:rPr>
+          <w:sz w:val="28"/>
+          <w:szCs w:val="28"/>
+          <w:lang w:val="en-US"/>
+        </w:rPr>
+        <w:t xml:space="preserve"> R1 = 0001 0 0 1 </w:t>
+      </w:r>
+      <w:proofErr w:type="spellStart"/>
+      <w:r>
+        <w:rPr>
+          <w:sz w:val="28"/>
+          <w:szCs w:val="28"/>
+          <w:lang w:val="en-US"/>
+        </w:rPr>
+        <w:t>xxxxxxxxx</w:t>
+      </w:r>
+      <w:proofErr w:type="spellEnd"/>
+      <w:r>
+        <w:rPr>
+          <w:sz w:val="28"/>
+          <w:szCs w:val="28"/>
+          <w:lang w:val="en-US"/>
+        </w:rPr>
+        <w:br/>
+      </w:r>
+      <w:r>
+        <w:rPr>
+          <w:sz w:val="28"/>
+          <w:szCs w:val="28"/>
+          <w:lang w:val="en-US"/>
+        </w:rPr>
+        <w:tab/>
+      </w:r>
+      <w:r>
+        <w:rPr>
+          <w:sz w:val="28"/>
+          <w:szCs w:val="28"/>
+          <w:lang w:val="en-US"/>
+        </w:rPr>
+        <w:tab/>
+      </w:r>
+      <w:r>
+        <w:rPr>
+          <w:sz w:val="28"/>
+          <w:szCs w:val="28"/>
+          <w:lang w:val="en-US"/>
+        </w:rPr>
+        <w:t>STORE R0 0 = 0100 0 00000000 xxx</w:t>
+      </w:r>
+      <w:r>
+        <w:rPr>
+          <w:sz w:val="28"/>
+          <w:szCs w:val="28"/>
+          <w:lang w:val="en-US"/>
+        </w:rPr>
+        <w:br/>
+      </w:r>
+      <w:r>
+        <w:rPr>
+          <w:sz w:val="28"/>
+          <w:szCs w:val="28"/>
+          <w:lang w:val="en-US"/>
+        </w:rPr>
+        <w:tab/>
+      </w:r>
+      <w:r>
+        <w:rPr>
+          <w:sz w:val="28"/>
+          <w:szCs w:val="28"/>
+          <w:lang w:val="en-US"/>
+        </w:rPr>
+        <w:tab/>
+      </w:r>
+      <w:r>
+        <w:rPr>
+          <w:sz w:val="28"/>
+          <w:szCs w:val="28"/>
+          <w:lang w:val="en-US"/>
+        </w:rPr>
+        <w:t>LOADI R0 66 = 1101 0 01000010 xxx</w:t>
+      </w:r>
+      <w:r>
+        <w:rPr>
+          <w:sz w:val="28"/>
+          <w:szCs w:val="28"/>
+          <w:lang w:val="en-US"/>
+        </w:rPr>
+        <w:br/>
+      </w:r>
+      <w:r>
+        <w:rPr>
+          <w:sz w:val="28"/>
+          <w:szCs w:val="28"/>
+          <w:lang w:val="en-US"/>
+        </w:rPr>
+        <w:tab/>
+      </w:r>
+      <w:r>
+        <w:rPr>
+          <w:sz w:val="28"/>
+          <w:szCs w:val="28"/>
+          <w:lang w:val="en-US"/>
+        </w:rPr>
+        <w:tab/>
+      </w:r>
+      <w:r>
+        <w:rPr>
+          <w:sz w:val="28"/>
+          <w:szCs w:val="28"/>
+          <w:lang w:val="en-US"/>
+        </w:rPr>
+        <w:t>LOAD R1 0 = 1011 1 00000000 xxx</w:t>
+      </w:r>
+      <w:r>
+        <w:rPr>
+          <w:sz w:val="28"/>
+          <w:szCs w:val="28"/>
+          <w:lang w:val="en-US"/>
+        </w:rPr>
+        <w:br/>
+      </w:r>
+      <w:r>
+        <w:rPr>
+          <w:sz w:val="28"/>
+          <w:szCs w:val="28"/>
+          <w:lang w:val="en-US"/>
+        </w:rPr>
+        <w:tab/>
+      </w:r>
+      <w:r>
+        <w:rPr>
+          <w:sz w:val="28"/>
+          <w:szCs w:val="28"/>
+          <w:lang w:val="en-US"/>
+        </w:rPr>
+        <w:tab/>
+      </w:r>
+      <w:r>
+        <w:rPr>
+          <w:sz w:val="28"/>
+          <w:szCs w:val="28"/>
+          <w:lang w:val="en-US"/>
+        </w:rPr>
+        <w:t xml:space="preserve">SBB R0 </w:t>
+      </w:r>
+      <w:proofErr w:type="spellStart"/>
+      <w:r>
+        <w:rPr>
+          <w:sz w:val="28"/>
+          <w:szCs w:val="28"/>
+          <w:lang w:val="en-US"/>
+        </w:rPr>
+        <w:t>R0</w:t>
+      </w:r>
+      <w:proofErr w:type="spellEnd"/>
+      <w:r>
+        <w:rPr>
+          <w:sz w:val="28"/>
+          <w:szCs w:val="28"/>
+          <w:lang w:val="en-US"/>
+        </w:rPr>
+        <w:t xml:space="preserve"> R1 = 1111 0 0 1 </w:t>
+      </w:r>
+      <w:proofErr w:type="spellStart"/>
+      <w:r>
+        <w:rPr>
+          <w:sz w:val="28"/>
+          <w:szCs w:val="28"/>
+          <w:lang w:val="en-US"/>
+        </w:rPr>
+        <w:t>xxxxxxxxx</w:t>
+      </w:r>
+      <w:proofErr w:type="spellEnd"/>
+      <w:r>
+        <w:rPr>
+          <w:sz w:val="28"/>
+          <w:szCs w:val="28"/>
+          <w:lang w:val="en-US"/>
+        </w:rPr>
+        <w:br/>
+      </w:r>
+      <w:r>
+        <w:rPr>
+          <w:sz w:val="28"/>
+          <w:szCs w:val="28"/>
+          <w:lang w:val="en-US"/>
+        </w:rPr>
+        <w:tab/>
+      </w:r>
+      <w:r>
+        <w:rPr>
+          <w:sz w:val="28"/>
+          <w:szCs w:val="28"/>
+          <w:lang w:val="en-US"/>
+        </w:rPr>
+        <w:tab/>
+      </w:r>
+      <w:r>
+        <w:rPr>
+          <w:sz w:val="28"/>
+          <w:szCs w:val="28"/>
+          <w:lang w:val="en-US"/>
+        </w:rPr>
+        <w:t>STORE R0 1 = 0100 0 00000001 xxx</w:t>
+      </w:r>
+      <w:r>
+        <w:rPr>
+          <w:sz w:val="28"/>
+          <w:szCs w:val="28"/>
+          <w:lang w:val="en-US"/>
+        </w:rPr>
+        <w:br/>
+      </w:r>
+      <w:r>
+        <w:rPr>
+          <w:sz w:val="28"/>
+          <w:szCs w:val="28"/>
+          <w:lang w:val="en-US"/>
+        </w:rPr>
+        <w:tab/>
+      </w:r>
+      <w:r>
+        <w:rPr>
+          <w:sz w:val="28"/>
+          <w:szCs w:val="28"/>
+          <w:lang w:val="en-US"/>
+        </w:rPr>
+        <w:tab/>
+      </w:r>
+      <w:r>
+        <w:rPr>
+          <w:sz w:val="28"/>
+          <w:szCs w:val="28"/>
+          <w:lang w:val="en-US"/>
+        </w:rPr>
+        <w:t>JMP Itself (infinite cycle) = 0010 x 00001000 xx</w:t>
+      </w:r>
+    </w:p>
+    <w:p>
+      <w:pPr>
+        <w:rPr>
+          <w:sz w:val="28"/>
+          <w:szCs w:val="28"/>
+          <w:lang w:val="en-US"/>
+        </w:rPr>
+      </w:pPr>
+      <w:r>
+        <w:rPr>
+          <w:sz w:val="28"/>
+          <w:szCs w:val="28"/>
+          <w:lang w:val="en-US"/>
+        </w:rPr>
+        <w:tab/>
+      </w:r>
+      <w:r>
+        <w:rPr>
+          <w:sz w:val="28"/>
+          <w:szCs w:val="28"/>
+          <w:lang w:val="en-US"/>
+        </w:rPr>
+        <w:tab/>
+        <w:t>X – not used (can be 0 or 1)</w:t>
+      </w:r>
+    </w:p>
+    <w:p>
+      <w:pPr>
+        <w:pStyle w:val="ListParagraph"/>
+        <w:ind w:left="990"/>
         <w:rPr>
           <w:sz w:val="28"/>
           <w:szCs w:val="28"/>
@@ -4153,6 +4947,402 @@
           <w:szCs w:val="40"/>
           <w:lang w:val="en-US"/>
         </w:rPr>
+        <w:lastRenderedPageBreak/>
+        <w:t>Architecture conclusion</w:t>
+      </w:r>
+    </w:p>
+    <w:p>
+      <w:pPr>
+        <w:rPr>
+          <w:sz w:val="28"/>
+          <w:szCs w:val="28"/>
+          <w:lang w:val="en-US"/>
+        </w:rPr>
+      </w:pPr>
+      <w:r>
+        <w:rPr>
+          <w:sz w:val="28"/>
+          <w:szCs w:val="28"/>
+          <w:lang w:val="en-US"/>
+        </w:rPr>
+        <w:t>The development of th</w:t>
+      </w:r>
+      <w:r>
+        <w:rPr>
+          <w:sz w:val="28"/>
+          <w:szCs w:val="28"/>
+          <w:lang w:val="en-US"/>
+        </w:rPr>
+        <w:t>is</w:t>
+      </w:r>
+      <w:r>
+        <w:rPr>
+          <w:sz w:val="28"/>
+          <w:szCs w:val="28"/>
+          <w:lang w:val="en-US"/>
+        </w:rPr>
+        <w:t xml:space="preserve"> custom </w:t>
+      </w:r>
+      <w:r>
+        <w:rPr>
+          <w:sz w:val="28"/>
+          <w:szCs w:val="28"/>
+          <w:lang w:val="en-US"/>
+        </w:rPr>
+        <w:t xml:space="preserve">8-bit </w:t>
+      </w:r>
+      <w:r>
+        <w:rPr>
+          <w:sz w:val="28"/>
+          <w:szCs w:val="28"/>
+          <w:lang w:val="en-US"/>
+        </w:rPr>
+        <w:t xml:space="preserve">CPU core successfully validates a modular and robust </w:t>
+      </w:r>
+      <w:proofErr w:type="spellStart"/>
+      <w:r>
+        <w:rPr>
+          <w:sz w:val="28"/>
+          <w:szCs w:val="28"/>
+          <w:lang w:val="en-US"/>
+        </w:rPr>
+        <w:t>SystemVerilog</w:t>
+      </w:r>
+      <w:proofErr w:type="spellEnd"/>
+      <w:r>
+        <w:rPr>
+          <w:sz w:val="28"/>
+          <w:szCs w:val="28"/>
+          <w:lang w:val="en-US"/>
+        </w:rPr>
+        <w:t xml:space="preserve"> architecture. By transitioning the Control Unit to a two-state Finite State Machine (FETCH and WRITE), the core reliably mitigates timing hazards associated with synchronous memory latency, ensuring stable Program Counter behavior and race-free register updates</w:t>
+      </w:r>
+      <w:r>
+        <w:rPr>
+          <w:sz w:val="28"/>
+          <w:szCs w:val="28"/>
+          <w:lang w:val="en-US"/>
+        </w:rPr>
+        <w:t xml:space="preserve"> (Described at the previous chapter)</w:t>
+      </w:r>
+      <w:r>
+        <w:rPr>
+          <w:sz w:val="28"/>
+          <w:szCs w:val="28"/>
+          <w:lang w:val="en-US"/>
+        </w:rPr>
+        <w:t>.</w:t>
+      </w:r>
+    </w:p>
+    <w:p>
+      <w:pPr>
+        <w:rPr>
+          <w:sz w:val="28"/>
+          <w:szCs w:val="28"/>
+          <w:lang w:val="en-US"/>
+        </w:rPr>
+      </w:pPr>
+      <w:r>
+        <w:rPr>
+          <w:sz w:val="28"/>
+          <w:szCs w:val="28"/>
+          <w:lang w:val="en-US"/>
+        </w:rPr>
+        <w:t>Furthermore, the ALU natively handles signed arithmetic through standard two’s complement representation, supporting seamless operation over the unified data path. Comprehensive simulation results confirm clean signal execution across all instruction cycles, proving the architecture fully functional and ready for further system-level integration or expansion.</w:t>
+      </w:r>
+    </w:p>
+    <w:p>
+      <w:pPr>
+        <w:rPr>
+          <w:b/>
+          <w:bCs/>
+          <w:sz w:val="28"/>
+          <w:szCs w:val="28"/>
+          <w:lang w:val="en-US"/>
+        </w:rPr>
+      </w:pPr>
+    </w:p>
+    <w:p>
+      <w:pPr>
+        <w:rPr>
+          <w:b/>
+          <w:bCs/>
+          <w:sz w:val="28"/>
+          <w:szCs w:val="28"/>
+          <w:lang w:val="en-US"/>
+        </w:rPr>
+      </w:pPr>
+    </w:p>
+    <w:p>
+      <w:pPr>
+        <w:rPr>
+          <w:b/>
+          <w:bCs/>
+          <w:sz w:val="28"/>
+          <w:szCs w:val="28"/>
+          <w:lang w:val="en-US"/>
+        </w:rPr>
+      </w:pPr>
+    </w:p>
+    <w:p>
+      <w:pPr>
+        <w:rPr>
+          <w:b/>
+          <w:bCs/>
+          <w:sz w:val="28"/>
+          <w:szCs w:val="28"/>
+          <w:lang w:val="en-US"/>
+        </w:rPr>
+      </w:pPr>
+    </w:p>
+    <w:p>
+      <w:pPr>
+        <w:rPr>
+          <w:b/>
+          <w:bCs/>
+          <w:sz w:val="28"/>
+          <w:szCs w:val="28"/>
+          <w:lang w:val="en-US"/>
+        </w:rPr>
+      </w:pPr>
+    </w:p>
+    <w:p>
+      <w:pPr>
+        <w:rPr>
+          <w:b/>
+          <w:bCs/>
+          <w:sz w:val="28"/>
+          <w:szCs w:val="28"/>
+          <w:lang w:val="en-US"/>
+        </w:rPr>
+      </w:pPr>
+    </w:p>
+    <w:p>
+      <w:pPr>
+        <w:rPr>
+          <w:b/>
+          <w:bCs/>
+          <w:sz w:val="28"/>
+          <w:szCs w:val="28"/>
+          <w:lang w:val="en-US"/>
+        </w:rPr>
+      </w:pPr>
+    </w:p>
+    <w:p>
+      <w:pPr>
+        <w:rPr>
+          <w:b/>
+          <w:bCs/>
+          <w:sz w:val="28"/>
+          <w:szCs w:val="28"/>
+          <w:lang w:val="en-US"/>
+        </w:rPr>
+      </w:pPr>
+    </w:p>
+    <w:p>
+      <w:pPr>
+        <w:rPr>
+          <w:b/>
+          <w:bCs/>
+          <w:sz w:val="28"/>
+          <w:szCs w:val="28"/>
+          <w:lang w:val="en-US"/>
+        </w:rPr>
+      </w:pPr>
+    </w:p>
+    <w:p>
+      <w:pPr>
+        <w:rPr>
+          <w:b/>
+          <w:bCs/>
+          <w:sz w:val="28"/>
+          <w:szCs w:val="28"/>
+          <w:lang w:val="en-US"/>
+        </w:rPr>
+      </w:pPr>
+    </w:p>
+    <w:p>
+      <w:pPr>
+        <w:rPr>
+          <w:b/>
+          <w:bCs/>
+          <w:sz w:val="28"/>
+          <w:szCs w:val="28"/>
+          <w:lang w:val="en-US"/>
+        </w:rPr>
+      </w:pPr>
+    </w:p>
+    <w:p>
+      <w:pPr>
+        <w:rPr>
+          <w:b/>
+          <w:bCs/>
+          <w:sz w:val="28"/>
+          <w:szCs w:val="28"/>
+          <w:lang w:val="en-US"/>
+        </w:rPr>
+      </w:pPr>
+    </w:p>
+    <w:p>
+      <w:pPr>
+        <w:rPr>
+          <w:b/>
+          <w:bCs/>
+          <w:sz w:val="28"/>
+          <w:szCs w:val="28"/>
+          <w:lang w:val="en-US"/>
+        </w:rPr>
+      </w:pPr>
+    </w:p>
+    <w:p>
+      <w:pPr>
+        <w:rPr>
+          <w:b/>
+          <w:bCs/>
+          <w:sz w:val="28"/>
+          <w:szCs w:val="28"/>
+          <w:lang w:val="en-US"/>
+        </w:rPr>
+      </w:pPr>
+    </w:p>
+    <w:p>
+      <w:pPr>
+        <w:rPr>
+          <w:b/>
+          <w:bCs/>
+          <w:sz w:val="28"/>
+          <w:szCs w:val="28"/>
+          <w:lang w:val="en-US"/>
+        </w:rPr>
+      </w:pPr>
+    </w:p>
+    <w:p>
+      <w:pPr>
+        <w:rPr>
+          <w:b/>
+          <w:bCs/>
+          <w:sz w:val="28"/>
+          <w:szCs w:val="28"/>
+          <w:lang w:val="en-US"/>
+        </w:rPr>
+      </w:pPr>
+    </w:p>
+    <w:p>
+      <w:pPr>
+        <w:rPr>
+          <w:b/>
+          <w:bCs/>
+          <w:sz w:val="28"/>
+          <w:szCs w:val="28"/>
+          <w:lang w:val="en-US"/>
+        </w:rPr>
+      </w:pPr>
+    </w:p>
+    <w:p>
+      <w:pPr>
+        <w:rPr>
+          <w:b/>
+          <w:bCs/>
+          <w:sz w:val="28"/>
+          <w:szCs w:val="28"/>
+          <w:lang w:val="en-US"/>
+        </w:rPr>
+      </w:pPr>
+    </w:p>
+    <w:p>
+      <w:pPr>
+        <w:rPr>
+          <w:b/>
+          <w:bCs/>
+          <w:sz w:val="28"/>
+          <w:szCs w:val="28"/>
+          <w:lang w:val="en-US"/>
+        </w:rPr>
+      </w:pPr>
+    </w:p>
+    <w:p>
+      <w:pPr>
+        <w:rPr>
+          <w:b/>
+          <w:bCs/>
+          <w:sz w:val="28"/>
+          <w:szCs w:val="28"/>
+          <w:lang w:val="en-US"/>
+        </w:rPr>
+      </w:pPr>
+    </w:p>
+    <w:p>
+      <w:pPr>
+        <w:rPr>
+          <w:b/>
+          <w:bCs/>
+          <w:sz w:val="28"/>
+          <w:szCs w:val="28"/>
+          <w:lang w:val="en-US"/>
+        </w:rPr>
+      </w:pPr>
+    </w:p>
+    <w:p>
+      <w:pPr>
+        <w:rPr>
+          <w:b/>
+          <w:bCs/>
+          <w:sz w:val="28"/>
+          <w:szCs w:val="28"/>
+          <w:lang w:val="en-US"/>
+        </w:rPr>
+      </w:pPr>
+    </w:p>
+    <w:p>
+      <w:pPr>
+        <w:rPr>
+          <w:b/>
+          <w:bCs/>
+          <w:sz w:val="28"/>
+          <w:szCs w:val="28"/>
+          <w:lang w:val="en-US"/>
+        </w:rPr>
+      </w:pPr>
+    </w:p>
+    <w:p>
+      <w:pPr>
+        <w:rPr>
+          <w:b/>
+          <w:bCs/>
+          <w:sz w:val="28"/>
+          <w:szCs w:val="28"/>
+          <w:lang w:val="en-US"/>
+        </w:rPr>
+      </w:pPr>
+    </w:p>
+    <w:p>
+      <w:pPr>
+        <w:rPr>
+          <w:sz w:val="28"/>
+          <w:szCs w:val="28"/>
+          <w:lang w:val="en-US"/>
+        </w:rPr>
+      </w:pPr>
+    </w:p>
+    <w:p>
+      <w:pPr>
+        <w:jc w:val="center"/>
+        <w:rPr>
+          <w:b/>
+          <w:bCs/>
+          <w:sz w:val="40"/>
+          <w:szCs w:val="40"/>
+          <w:lang w:val="en-US"/>
+        </w:rPr>
+      </w:pPr>
+      <w:r>
+        <w:rPr>
+          <w:b/>
+          <w:bCs/>
+          <w:sz w:val="40"/>
+          <w:szCs w:val="40"/>
+          <w:lang w:val="en-US"/>
+        </w:rPr>
         <w:t>Appendices</w:t>
       </w:r>
     </w:p>
@@ -4193,7 +5383,7 @@
           <w:noProof/>
         </w:rPr>
         <w:drawing>
-          <wp:inline distT="0" distB="0" distL="0" distR="0" wp14:anchorId="3EEFF4BD" wp14:editId="5C7763A8">
+          <wp:inline distT="0" distB="0" distL="0" distR="0" wp14:anchorId="3EEFF4BD" wp14:editId="622C7D19">
             <wp:extent cx="5940425" cy="1614170"/>
             <wp:effectExtent l="0" t="0" r="3175" b="5080"/>
             <wp:docPr id="3" name="Picture 3"/>
@@ -4258,7 +5448,25 @@
           <w:szCs w:val="28"/>
           <w:lang w:val="en-US"/>
         </w:rPr>
-        <w:t>SUCCESS ADD: Expected result (  15) was received correctly</w:t>
+        <w:t xml:space="preserve">SUCCESS ADD: Expected result </w:t>
+      </w:r>
+      <w:proofErr w:type="gramStart"/>
+      <w:r>
+        <w:rPr>
+          <w:sz w:val="28"/>
+          <w:szCs w:val="28"/>
+          <w:lang w:val="en-US"/>
+        </w:rPr>
+        <w:t>(  15</w:t>
+      </w:r>
+      <w:proofErr w:type="gramEnd"/>
+      <w:r>
+        <w:rPr>
+          <w:sz w:val="28"/>
+          <w:szCs w:val="28"/>
+          <w:lang w:val="en-US"/>
+        </w:rPr>
+        <w:t>) was received correctly</w:t>
       </w:r>
     </w:p>
     <w:p>
@@ -4277,7 +5485,25 @@
           <w:szCs w:val="28"/>
           <w:lang w:val="en-US"/>
         </w:rPr>
-        <w:t>SUCCESS SUB: Expected result (  -7) was received correctly</w:t>
+        <w:t xml:space="preserve">SUCCESS SUB: Expected result </w:t>
+      </w:r>
+      <w:proofErr w:type="gramStart"/>
+      <w:r>
+        <w:rPr>
+          <w:sz w:val="28"/>
+          <w:szCs w:val="28"/>
+          <w:lang w:val="en-US"/>
+        </w:rPr>
+        <w:t>(  -</w:t>
+      </w:r>
+      <w:proofErr w:type="gramEnd"/>
+      <w:r>
+        <w:rPr>
+          <w:sz w:val="28"/>
+          <w:szCs w:val="28"/>
+          <w:lang w:val="en-US"/>
+        </w:rPr>
+        <w:t>7) was received correctly</w:t>
       </w:r>
     </w:p>
     <w:p>
@@ -4296,7 +5522,25 @@
           <w:szCs w:val="28"/>
           <w:lang w:val="en-US"/>
         </w:rPr>
-        <w:t>SUCCESS ADC: Expected result (  40) was received correctly</w:t>
+        <w:t xml:space="preserve">SUCCESS ADC: Expected result </w:t>
+      </w:r>
+      <w:proofErr w:type="gramStart"/>
+      <w:r>
+        <w:rPr>
+          <w:sz w:val="28"/>
+          <w:szCs w:val="28"/>
+          <w:lang w:val="en-US"/>
+        </w:rPr>
+        <w:t>(  40</w:t>
+      </w:r>
+      <w:proofErr w:type="gramEnd"/>
+      <w:r>
+        <w:rPr>
+          <w:sz w:val="28"/>
+          <w:szCs w:val="28"/>
+          <w:lang w:val="en-US"/>
+        </w:rPr>
+        <w:t>) was received correctly</w:t>
       </w:r>
     </w:p>
     <w:p>
@@ -4315,7 +5559,25 @@
           <w:szCs w:val="28"/>
           <w:lang w:val="en-US"/>
         </w:rPr>
-        <w:t>SUCCESS SUC: Expected result (  38) was received correctly</w:t>
+        <w:t xml:space="preserve">SUCCESS SUC: Expected result </w:t>
+      </w:r>
+      <w:proofErr w:type="gramStart"/>
+      <w:r>
+        <w:rPr>
+          <w:sz w:val="28"/>
+          <w:szCs w:val="28"/>
+          <w:lang w:val="en-US"/>
+        </w:rPr>
+        <w:t>(  38</w:t>
+      </w:r>
+      <w:proofErr w:type="gramEnd"/>
+      <w:r>
+        <w:rPr>
+          <w:sz w:val="28"/>
+          <w:szCs w:val="28"/>
+          <w:lang w:val="en-US"/>
+        </w:rPr>
+        <w:t>) was received correctly</w:t>
       </w:r>
     </w:p>
     <w:p>
@@ -4334,7 +5596,25 @@
           <w:szCs w:val="28"/>
           <w:lang w:val="en-US"/>
         </w:rPr>
-        <w:t>SUCCESS AND: Expected result (   0) was received correctly</w:t>
+        <w:t xml:space="preserve">SUCCESS AND: Expected result </w:t>
+      </w:r>
+      <w:proofErr w:type="gramStart"/>
+      <w:r>
+        <w:rPr>
+          <w:sz w:val="28"/>
+          <w:szCs w:val="28"/>
+          <w:lang w:val="en-US"/>
+        </w:rPr>
+        <w:t xml:space="preserve">(  </w:t>
+      </w:r>
+      <w:proofErr w:type="gramEnd"/>
+      <w:r>
+        <w:rPr>
+          <w:sz w:val="28"/>
+          <w:szCs w:val="28"/>
+          <w:lang w:val="en-US"/>
+        </w:rPr>
+        <w:t xml:space="preserve"> 0) was received correctly</w:t>
       </w:r>
     </w:p>
     <w:p>
@@ -4353,7 +5633,25 @@
           <w:szCs w:val="28"/>
           <w:lang w:val="en-US"/>
         </w:rPr>
-        <w:t>SUCCESS OR: Expected result (   1) was received correctly</w:t>
+        <w:t xml:space="preserve">SUCCESS OR: Expected result </w:t>
+      </w:r>
+      <w:proofErr w:type="gramStart"/>
+      <w:r>
+        <w:rPr>
+          <w:sz w:val="28"/>
+          <w:szCs w:val="28"/>
+          <w:lang w:val="en-US"/>
+        </w:rPr>
+        <w:t xml:space="preserve">(  </w:t>
+      </w:r>
+      <w:proofErr w:type="gramEnd"/>
+      <w:r>
+        <w:rPr>
+          <w:sz w:val="28"/>
+          <w:szCs w:val="28"/>
+          <w:lang w:val="en-US"/>
+        </w:rPr>
+        <w:t xml:space="preserve"> 1) was received correctly</w:t>
       </w:r>
     </w:p>
     <w:p>
@@ -4391,7 +5689,25 @@
           <w:szCs w:val="28"/>
           <w:lang w:val="en-US"/>
         </w:rPr>
-        <w:t>SUCCESS &gt;&gt;&gt;: Expected result (  32) was received correctly</w:t>
+        <w:t xml:space="preserve">SUCCESS &gt;&gt;&gt;: Expected result </w:t>
+      </w:r>
+      <w:proofErr w:type="gramStart"/>
+      <w:r>
+        <w:rPr>
+          <w:sz w:val="28"/>
+          <w:szCs w:val="28"/>
+          <w:lang w:val="en-US"/>
+        </w:rPr>
+        <w:t>(  32</w:t>
+      </w:r>
+      <w:proofErr w:type="gramEnd"/>
+      <w:r>
+        <w:rPr>
+          <w:sz w:val="28"/>
+          <w:szCs w:val="28"/>
+          <w:lang w:val="en-US"/>
+        </w:rPr>
+        <w:t>) was received correctly</w:t>
       </w:r>
     </w:p>
     <w:p>
@@ -4410,7 +5726,25 @@
           <w:szCs w:val="28"/>
           <w:lang w:val="en-US"/>
         </w:rPr>
-        <w:t>SUCCESS &lt;&lt;&lt;: Expected result (   8) was received correctly</w:t>
+        <w:t xml:space="preserve">SUCCESS &lt;&lt;&lt;: Expected result </w:t>
+      </w:r>
+      <w:proofErr w:type="gramStart"/>
+      <w:r>
+        <w:rPr>
+          <w:sz w:val="28"/>
+          <w:szCs w:val="28"/>
+          <w:lang w:val="en-US"/>
+        </w:rPr>
+        <w:t xml:space="preserve">(  </w:t>
+      </w:r>
+      <w:proofErr w:type="gramEnd"/>
+      <w:r>
+        <w:rPr>
+          <w:sz w:val="28"/>
+          <w:szCs w:val="28"/>
+          <w:lang w:val="en-US"/>
+        </w:rPr>
+        <w:t xml:space="preserve"> 8) was received correctly</w:t>
       </w:r>
     </w:p>
     <w:p>
@@ -4429,7 +5763,25 @@
           <w:szCs w:val="28"/>
           <w:lang w:val="en-US"/>
         </w:rPr>
-        <w:t>SUCCESS NOT: Expected result (  -1) was received correctly</w:t>
+        <w:t xml:space="preserve">SUCCESS NOT: Expected result </w:t>
+      </w:r>
+      <w:proofErr w:type="gramStart"/>
+      <w:r>
+        <w:rPr>
+          <w:sz w:val="28"/>
+          <w:szCs w:val="28"/>
+          <w:lang w:val="en-US"/>
+        </w:rPr>
+        <w:t>(  -</w:t>
+      </w:r>
+      <w:proofErr w:type="gramEnd"/>
+      <w:r>
+        <w:rPr>
+          <w:sz w:val="28"/>
+          <w:szCs w:val="28"/>
+          <w:lang w:val="en-US"/>
+        </w:rPr>
+        <w:t>1) was received correctly</w:t>
       </w:r>
     </w:p>
     <w:p>
@@ -4523,6 +5875,7 @@
           <w:szCs w:val="28"/>
           <w:lang w:val="en-US"/>
         </w:rPr>
+        <w:lastRenderedPageBreak/>
         <w:t>Register File (Simulation picture &amp; Logs)</w:t>
       </w:r>
     </w:p>
@@ -4546,7 +5899,6 @@
           <w:sz w:val="28"/>
           <w:szCs w:val="28"/>
         </w:rPr>
-        <w:lastRenderedPageBreak/>
         <w:drawing>
           <wp:inline distT="0" distB="0" distL="0" distR="0" wp14:anchorId="7F3F7FD2" wp14:editId="4217877D">
             <wp:extent cx="5940425" cy="1376680"/>
@@ -4617,7 +5969,25 @@
           <w:szCs w:val="28"/>
           <w:lang w:val="en-US"/>
         </w:rPr>
-        <w:t>SUCCESS: Number  -38 was written in register_1</w:t>
+        <w:t xml:space="preserve">SUCCESS: </w:t>
+      </w:r>
+      <w:proofErr w:type="gramStart"/>
+      <w:r>
+        <w:rPr>
+          <w:sz w:val="28"/>
+          <w:szCs w:val="28"/>
+          <w:lang w:val="en-US"/>
+        </w:rPr>
+        <w:t>Number  -</w:t>
+      </w:r>
+      <w:proofErr w:type="gramEnd"/>
+      <w:r>
+        <w:rPr>
+          <w:sz w:val="28"/>
+          <w:szCs w:val="28"/>
+          <w:lang w:val="en-US"/>
+        </w:rPr>
+        <w:t>38 was written in register_1</w:t>
       </w:r>
     </w:p>
     <w:p>
@@ -4830,7 +6200,25 @@
           <w:szCs w:val="28"/>
           <w:lang w:val="en-US"/>
         </w:rPr>
-        <w:t>SUCCESS: carry_out flag was set correctly (1)</w:t>
+        <w:t xml:space="preserve">SUCCESS: </w:t>
+      </w:r>
+      <w:proofErr w:type="spellStart"/>
+      <w:r>
+        <w:rPr>
+          <w:sz w:val="28"/>
+          <w:szCs w:val="28"/>
+          <w:lang w:val="en-US"/>
+        </w:rPr>
+        <w:t>carry_out</w:t>
+      </w:r>
+      <w:proofErr w:type="spellEnd"/>
+      <w:r>
+        <w:rPr>
+          <w:sz w:val="28"/>
+          <w:szCs w:val="28"/>
+          <w:lang w:val="en-US"/>
+        </w:rPr>
+        <w:t xml:space="preserve"> flag was set correctly (1)</w:t>
       </w:r>
     </w:p>
     <w:p>
@@ -5117,26 +6505,54 @@
           <w:szCs w:val="28"/>
           <w:lang w:val="en-US"/>
         </w:rPr>
-        <w:t>SUCCESS: Expected data (  13) was written to the address cell   0</w:t>
-      </w:r>
-    </w:p>
-    <w:p>
-      <w:pPr>
-        <w:pStyle w:val="ListParagraph"/>
-        <w:rPr>
-          <w:sz w:val="28"/>
-          <w:szCs w:val="28"/>
-          <w:lang w:val="en-US"/>
-        </w:rPr>
-      </w:pPr>
-      <w:r>
-        <w:rPr>
-          <w:sz w:val="28"/>
-          <w:szCs w:val="28"/>
-          <w:lang w:val="en-US"/>
-        </w:rPr>
-        <w:t>SUCCESS: Expected data ( -64) was written to the address cell  17</w:t>
-      </w:r>
+        <w:t xml:space="preserve">SUCCESS: Expected data </w:t>
+      </w:r>
+      <w:proofErr w:type="gramStart"/>
+      <w:r>
+        <w:rPr>
+          <w:sz w:val="28"/>
+          <w:szCs w:val="28"/>
+          <w:lang w:val="en-US"/>
+        </w:rPr>
+        <w:t>(  13</w:t>
+      </w:r>
+      <w:proofErr w:type="gramEnd"/>
+      <w:r>
+        <w:rPr>
+          <w:sz w:val="28"/>
+          <w:szCs w:val="28"/>
+          <w:lang w:val="en-US"/>
+        </w:rPr>
+        <w:t>) was written to the address cell   0</w:t>
+      </w:r>
+    </w:p>
+    <w:p>
+      <w:pPr>
+        <w:pStyle w:val="ListParagraph"/>
+        <w:rPr>
+          <w:sz w:val="28"/>
+          <w:szCs w:val="28"/>
+          <w:lang w:val="en-US"/>
+        </w:rPr>
+      </w:pPr>
+      <w:r>
+        <w:rPr>
+          <w:sz w:val="28"/>
+          <w:szCs w:val="28"/>
+          <w:lang w:val="en-US"/>
+        </w:rPr>
+        <w:t xml:space="preserve">SUCCESS: Expected data ( -64) was written to the address </w:t>
+      </w:r>
+      <w:proofErr w:type="gramStart"/>
+      <w:r>
+        <w:rPr>
+          <w:sz w:val="28"/>
+          <w:szCs w:val="28"/>
+          <w:lang w:val="en-US"/>
+        </w:rPr>
+        <w:t>cell  17</w:t>
+      </w:r>
+      <w:proofErr w:type="gramEnd"/>
     </w:p>
     <w:p>
       <w:pPr>
@@ -5188,6 +6604,7 @@
           <w:szCs w:val="28"/>
           <w:lang w:val="en-US"/>
         </w:rPr>
+        <w:lastRenderedPageBreak/>
         <w:tab/>
       </w:r>
       <w:r>
@@ -5196,7 +6613,25 @@
           <w:szCs w:val="28"/>
           <w:lang w:val="en-US"/>
         </w:rPr>
-        <w:t>SUCCESS: Address cell  17 was reset to zero</w:t>
+        <w:t xml:space="preserve">SUCCESS: Address </w:t>
+      </w:r>
+      <w:proofErr w:type="gramStart"/>
+      <w:r>
+        <w:rPr>
+          <w:sz w:val="28"/>
+          <w:szCs w:val="28"/>
+          <w:lang w:val="en-US"/>
+        </w:rPr>
+        <w:t>cell  17</w:t>
+      </w:r>
+      <w:proofErr w:type="gramEnd"/>
+      <w:r>
+        <w:rPr>
+          <w:sz w:val="28"/>
+          <w:szCs w:val="28"/>
+          <w:lang w:val="en-US"/>
+        </w:rPr>
+        <w:t xml:space="preserve"> was reset to zero</w:t>
       </w:r>
     </w:p>
     <w:p>
@@ -5312,7 +6747,25 @@
           <w:szCs w:val="28"/>
           <w:lang w:val="en-US"/>
         </w:rPr>
-        <w:t>SUCCESS: Expected data ( 4660) is located in the address cell   0</w:t>
+        <w:t xml:space="preserve">SUCCESS: Expected data </w:t>
+      </w:r>
+      <w:proofErr w:type="gramStart"/>
+      <w:r>
+        <w:rPr>
+          <w:sz w:val="28"/>
+          <w:szCs w:val="28"/>
+          <w:lang w:val="en-US"/>
+        </w:rPr>
+        <w:t>( 4660</w:t>
+      </w:r>
+      <w:proofErr w:type="gramEnd"/>
+      <w:r>
+        <w:rPr>
+          <w:sz w:val="28"/>
+          <w:szCs w:val="28"/>
+          <w:lang w:val="en-US"/>
+        </w:rPr>
+        <w:t>) is located in the address cell   0</w:t>
       </w:r>
     </w:p>
     <w:p>
@@ -5357,7 +6810,25 @@
           <w:szCs w:val="28"/>
           <w:lang w:val="en-US"/>
         </w:rPr>
-        <w:t>SUCCESS: Expected data ( 8497) is located in the address cell   2</w:t>
+        <w:t xml:space="preserve">SUCCESS: Expected data </w:t>
+      </w:r>
+      <w:proofErr w:type="gramStart"/>
+      <w:r>
+        <w:rPr>
+          <w:sz w:val="28"/>
+          <w:szCs w:val="28"/>
+          <w:lang w:val="en-US"/>
+        </w:rPr>
+        <w:t>( 8497</w:t>
+      </w:r>
+      <w:proofErr w:type="gramEnd"/>
+      <w:r>
+        <w:rPr>
+          <w:sz w:val="28"/>
+          <w:szCs w:val="28"/>
+          <w:lang w:val="en-US"/>
+        </w:rPr>
+        <w:t>) is located in the address cell   2</w:t>
       </w:r>
     </w:p>
     <w:p>
@@ -5416,16 +6887,15 @@
       </w:pPr>
       <w:r>
         <w:rPr>
-          <w:noProof/>
           <w:sz w:val="28"/>
           <w:szCs w:val="28"/>
           <w:lang w:val="en-US"/>
         </w:rPr>
         <w:drawing>
-          <wp:inline distT="0" distB="0" distL="0" distR="0" wp14:anchorId="06E4A94E" wp14:editId="347FF71C">
-            <wp:extent cx="5940425" cy="1816100"/>
-            <wp:effectExtent l="0" t="0" r="3175" b="0"/>
-            <wp:docPr id="2" name="Picture 2"/>
+          <wp:inline distT="0" distB="0" distL="0" distR="0" wp14:anchorId="3610107E" wp14:editId="12C672BD">
+            <wp:extent cx="5940425" cy="2029460"/>
+            <wp:effectExtent l="0" t="0" r="3175" b="8890"/>
+            <wp:docPr id="8" name="Picture 8"/>
             <wp:cNvGraphicFramePr>
               <a:graphicFrameLocks xmlns:a="http://schemas.openxmlformats.org/drawingml/2006/main" noChangeAspect="1"/>
             </wp:cNvGraphicFramePr>
@@ -5445,7 +6915,7 @@
                   <pic:spPr>
                     <a:xfrm>
                       <a:off x="0" y="0"/>
-                      <a:ext cx="5940425" cy="1816100"/>
+                      <a:ext cx="5940425" cy="2029460"/>
                     </a:xfrm>
                     <a:prstGeom prst="rect">
                       <a:avLst/>
@@ -5643,7 +7113,6 @@
         <w:rPr>
           <w:sz w:val="28"/>
           <w:szCs w:val="28"/>
-          <w:lang w:val="en-US"/>
         </w:rPr>
       </w:pPr>
       <w:r>
@@ -5661,6 +7130,143 @@
           <w:lang w:val="en-US"/>
         </w:rPr>
         <w:t>SUCCESS ALU: Expected result (0) was received correctly</w:t>
+      </w:r>
+    </w:p>
+    <w:p>
+      <w:pPr>
+        <w:pStyle w:val="ListParagraph"/>
+        <w:ind w:left="0"/>
+        <w:rPr>
+          <w:sz w:val="28"/>
+          <w:szCs w:val="28"/>
+        </w:rPr>
+      </w:pPr>
+    </w:p>
+    <w:p>
+      <w:pPr>
+        <w:pStyle w:val="ListParagraph"/>
+        <w:ind w:left="0"/>
+        <w:rPr>
+          <w:sz w:val="28"/>
+          <w:szCs w:val="28"/>
+        </w:rPr>
+      </w:pPr>
+    </w:p>
+    <w:p>
+      <w:pPr>
+        <w:pStyle w:val="ListParagraph"/>
+        <w:ind w:left="0"/>
+        <w:rPr>
+          <w:sz w:val="28"/>
+          <w:szCs w:val="28"/>
+        </w:rPr>
+      </w:pPr>
+    </w:p>
+    <w:p>
+      <w:pPr>
+        <w:pStyle w:val="ListParagraph"/>
+        <w:ind w:left="0"/>
+        <w:rPr>
+          <w:sz w:val="28"/>
+          <w:szCs w:val="28"/>
+        </w:rPr>
+      </w:pPr>
+    </w:p>
+    <w:p>
+      <w:pPr>
+        <w:pStyle w:val="ListParagraph"/>
+        <w:ind w:left="0"/>
+        <w:rPr>
+          <w:sz w:val="28"/>
+          <w:szCs w:val="28"/>
+        </w:rPr>
+      </w:pPr>
+    </w:p>
+    <w:p>
+      <w:pPr>
+        <w:pStyle w:val="ListParagraph"/>
+        <w:ind w:left="0"/>
+        <w:rPr>
+          <w:sz w:val="28"/>
+          <w:szCs w:val="28"/>
+        </w:rPr>
+      </w:pPr>
+    </w:p>
+    <w:p>
+      <w:pPr>
+        <w:pStyle w:val="ListParagraph"/>
+        <w:ind w:left="0"/>
+        <w:rPr>
+          <w:b/>
+          <w:bCs/>
+          <w:sz w:val="28"/>
+          <w:szCs w:val="28"/>
+          <w:lang w:val="en-US"/>
+        </w:rPr>
+      </w:pPr>
+      <w:r>
+        <w:rPr>
+          <w:b/>
+          <w:bCs/>
+          <w:sz w:val="28"/>
+          <w:szCs w:val="28"/>
+          <w:lang w:val="en-US"/>
+        </w:rPr>
+        <w:lastRenderedPageBreak/>
+        <w:t>TOP Unit (Simulation picture &amp; Logs)</w:t>
+      </w:r>
+    </w:p>
+    <w:p>
+      <w:pPr>
+        <w:pStyle w:val="ListParagraph"/>
+        <w:ind w:left="0"/>
+        <w:rPr>
+          <w:sz w:val="28"/>
+          <w:szCs w:val="28"/>
+          <w:lang w:val="en-US"/>
+        </w:rPr>
+      </w:pPr>
+      <w:r>
+        <w:rPr>
+          <w:sz w:val="28"/>
+          <w:szCs w:val="28"/>
+          <w:lang w:val="en-US"/>
+        </w:rPr>
+        <w:drawing>
+          <wp:inline distT="0" distB="0" distL="0" distR="0" wp14:anchorId="147990B7" wp14:editId="450D8CEA">
+            <wp:extent cx="5940425" cy="2433955"/>
+            <wp:effectExtent l="0" t="0" r="3175" b="4445"/>
+            <wp:docPr id="10" name="Picture 10"/>
+            <wp:cNvGraphicFramePr>
+              <a:graphicFrameLocks xmlns:a="http://schemas.openxmlformats.org/drawingml/2006/main" noChangeAspect="1"/>
+            </wp:cNvGraphicFramePr>
+            <a:graphic xmlns:a="http://schemas.openxmlformats.org/drawingml/2006/main">
+              <a:graphicData uri="http://schemas.openxmlformats.org/drawingml/2006/picture">
+                <pic:pic xmlns:pic="http://schemas.openxmlformats.org/drawingml/2006/picture">
+                  <pic:nvPicPr>
+                    <pic:cNvPr id="1" name=""/>
+                    <pic:cNvPicPr/>
+                  </pic:nvPicPr>
+                  <pic:blipFill>
+                    <a:blip r:embed="rId13"/>
+                    <a:stretch>
+                      <a:fillRect/>
+                    </a:stretch>
+                  </pic:blipFill>
+                  <pic:spPr>
+                    <a:xfrm>
+                      <a:off x="0" y="0"/>
+                      <a:ext cx="5940425" cy="2433955"/>
+                    </a:xfrm>
+                    <a:prstGeom prst="rect">
+                      <a:avLst/>
+                    </a:prstGeom>
+                  </pic:spPr>
+                </pic:pic>
+              </a:graphicData>
+            </a:graphic>
+          </wp:inline>
+        </w:drawing>
       </w:r>
     </w:p>
     <w:sectPr>
@@ -7033,7 +8639,6 @@
   <w:style w:type="character" w:default="1" w:styleId="DefaultParagraphFont">
     <w:name w:val="Default Paragraph Font"/>
     <w:uiPriority w:val="1"/>
-    <w:semiHidden/>
     <w:unhideWhenUsed/>
   </w:style>
   <w:style w:type="table" w:default="1" w:styleId="TableNormal">

--- a/SystemVerilog_8-bit_CPU__Description.docx
+++ b/SystemVerilog_8-bit_CPU__Description.docx
@@ -13,7 +13,6 @@
           <w:lang w:val="en-US"/>
         </w:rPr>
       </w:pPr>
-      <w:proofErr w:type="spellStart"/>
       <w:r>
         <w:rPr>
           <w:b/>
@@ -42,18 +41,7 @@
           <w:szCs w:val="40"/>
           <w:lang w:val="en-US"/>
         </w:rPr>
-        <w:t>temVerilog</w:t>
-      </w:r>
-      <w:proofErr w:type="spellEnd"/>
-      <w:r>
-        <w:rPr>
-          <w:b/>
-          <w:bCs/>
-          <w:sz w:val="40"/>
-          <w:szCs w:val="40"/>
-          <w:lang w:val="en-US"/>
-        </w:rPr>
-        <w:t xml:space="preserve"> 8-bit CPU</w:t>
+        <w:t>temVerilog 8-bit CPU</w:t>
       </w:r>
     </w:p>
     <w:p>
@@ -250,29 +238,7 @@
           <w:szCs w:val="28"/>
           <w:lang w:val="en-US"/>
         </w:rPr>
-        <w:t>Hardware description (</w:t>
-      </w:r>
-      <w:proofErr w:type="spellStart"/>
-      <w:r>
-        <w:rPr>
-          <w:b/>
-          <w:bCs/>
-          <w:sz w:val="28"/>
-          <w:szCs w:val="28"/>
-          <w:lang w:val="en-US"/>
-        </w:rPr>
-        <w:t>SystemVerilog</w:t>
-      </w:r>
-      <w:proofErr w:type="spellEnd"/>
-      <w:r>
-        <w:rPr>
-          <w:b/>
-          <w:bCs/>
-          <w:sz w:val="28"/>
-          <w:szCs w:val="28"/>
-          <w:lang w:val="en-US"/>
-        </w:rPr>
-        <w:t xml:space="preserve"> &amp; Simulation)</w:t>
+        <w:t>Hardware description (SystemVerilog &amp; Simulation)</w:t>
       </w:r>
     </w:p>
     <w:p>
@@ -536,288 +502,43 @@
     </w:p>
     <w:p>
       <w:pPr>
-        <w:pStyle w:val="ListParagraph"/>
-        <w:numPr>
-          <w:ilvl w:val="0"/>
-          <w:numId w:val="1"/>
-        </w:numPr>
         <w:jc w:val="both"/>
         <w:rPr>
-          <w:b/>
-          <w:bCs/>
-          <w:sz w:val="28"/>
-          <w:szCs w:val="28"/>
-          <w:lang w:val="en-US"/>
-        </w:rPr>
-      </w:pPr>
-      <w:r>
-        <w:rPr>
-          <w:b/>
-          <w:bCs/>
-          <w:sz w:val="28"/>
-          <w:szCs w:val="28"/>
-          <w:lang w:val="en-US"/>
-        </w:rPr>
-        <w:t>Python “Assembler imitation”</w:t>
-      </w:r>
-    </w:p>
-    <w:p>
-      <w:pPr>
-        <w:pStyle w:val="ListParagraph"/>
+          <w:lang w:val="en-US"/>
+        </w:rPr>
+      </w:pPr>
+    </w:p>
+    <w:p>
+      <w:pPr>
         <w:jc w:val="both"/>
         <w:rPr>
-          <w:sz w:val="28"/>
-          <w:szCs w:val="28"/>
-          <w:lang w:val="en-US"/>
-        </w:rPr>
-      </w:pPr>
-      <w:r>
-        <w:rPr>
-          <w:sz w:val="28"/>
-          <w:szCs w:val="28"/>
-          <w:lang w:val="en-US"/>
-        </w:rPr>
-        <w:t>4</w:t>
-      </w:r>
-      <w:r>
-        <w:rPr>
-          <w:sz w:val="28"/>
-          <w:szCs w:val="28"/>
-          <w:lang w:val="en-US"/>
-        </w:rPr>
-        <w:t>.1</w:t>
-      </w:r>
-      <w:r>
-        <w:rPr>
-          <w:sz w:val="28"/>
-          <w:szCs w:val="28"/>
-          <w:lang w:val="en-US"/>
-        </w:rPr>
-        <w:t xml:space="preserve"> </w:t>
-      </w:r>
-      <w:r>
-        <w:rPr>
-          <w:sz w:val="28"/>
-          <w:szCs w:val="28"/>
-          <w:lang w:val="en-US"/>
-        </w:rPr>
-        <w:t xml:space="preserve">Creating </w:t>
-      </w:r>
-      <w:r>
-        <w:rPr>
-          <w:sz w:val="28"/>
-          <w:szCs w:val="28"/>
-          <w:lang w:val="en-US"/>
-        </w:rPr>
-        <w:t>Python script for translation commands into machine code</w:t>
-      </w:r>
-    </w:p>
-    <w:p>
-      <w:pPr>
-        <w:pStyle w:val="ListParagraph"/>
+          <w:lang w:val="en-US"/>
+        </w:rPr>
+      </w:pPr>
+    </w:p>
+    <w:p>
+      <w:pPr>
         <w:jc w:val="both"/>
         <w:rPr>
-          <w:sz w:val="28"/>
-          <w:szCs w:val="28"/>
-          <w:lang w:val="en-US"/>
-        </w:rPr>
-      </w:pPr>
-      <w:r>
-        <w:rPr>
-          <w:sz w:val="28"/>
-          <w:szCs w:val="28"/>
-          <w:lang w:val="en-US"/>
-        </w:rPr>
-        <w:t xml:space="preserve">4.2 </w:t>
-      </w:r>
-      <w:r>
-        <w:rPr>
-          <w:sz w:val="28"/>
-          <w:szCs w:val="28"/>
-          <w:lang w:val="en-US"/>
-        </w:rPr>
-        <w:t>Workability tests</w:t>
-      </w:r>
-    </w:p>
-    <w:p>
-      <w:pPr>
-        <w:pStyle w:val="ListParagraph"/>
-        <w:numPr>
-          <w:ilvl w:val="0"/>
-          <w:numId w:val="1"/>
-        </w:numPr>
+          <w:lang w:val="en-US"/>
+        </w:rPr>
+      </w:pPr>
+    </w:p>
+    <w:p>
+      <w:pPr>
         <w:jc w:val="both"/>
         <w:rPr>
-          <w:b/>
-          <w:bCs/>
-          <w:sz w:val="28"/>
-          <w:szCs w:val="28"/>
-          <w:lang w:val="en-US"/>
-        </w:rPr>
-      </w:pPr>
-      <w:r>
-        <w:rPr>
-          <w:b/>
-          <w:bCs/>
-          <w:sz w:val="28"/>
-          <w:szCs w:val="28"/>
-          <w:lang w:val="en-US"/>
-        </w:rPr>
-        <w:t>Python conclusion</w:t>
-      </w:r>
-    </w:p>
-    <w:p>
-      <w:pPr>
-        <w:pStyle w:val="ListParagraph"/>
-        <w:numPr>
-          <w:ilvl w:val="0"/>
-          <w:numId w:val="1"/>
-        </w:numPr>
+          <w:lang w:val="en-US"/>
+        </w:rPr>
+      </w:pPr>
+    </w:p>
+    <w:p>
+      <w:pPr>
         <w:jc w:val="both"/>
         <w:rPr>
-          <w:b/>
-          <w:bCs/>
-          <w:sz w:val="28"/>
-          <w:szCs w:val="28"/>
-          <w:lang w:val="en-US"/>
-        </w:rPr>
-      </w:pPr>
-      <w:r>
-        <w:rPr>
-          <w:b/>
-          <w:bCs/>
-          <w:sz w:val="28"/>
-          <w:szCs w:val="28"/>
-          <w:lang w:val="en-US"/>
-        </w:rPr>
-        <w:t>C compiler connection</w:t>
-      </w:r>
-    </w:p>
-    <w:p>
-      <w:pPr>
-        <w:pStyle w:val="ListParagraph"/>
-        <w:jc w:val="both"/>
-        <w:rPr>
-          <w:sz w:val="28"/>
-          <w:szCs w:val="28"/>
-          <w:lang w:val="en-US"/>
-        </w:rPr>
-      </w:pPr>
-      <w:r>
-        <w:rPr>
-          <w:sz w:val="28"/>
-          <w:szCs w:val="28"/>
-          <w:lang w:val="en-US"/>
-        </w:rPr>
-        <w:t>5.1 This stage is in development</w:t>
-      </w:r>
-    </w:p>
-    <w:p>
-      <w:pPr>
-        <w:pStyle w:val="ListParagraph"/>
-        <w:numPr>
-          <w:ilvl w:val="0"/>
-          <w:numId w:val="1"/>
-        </w:numPr>
-        <w:jc w:val="both"/>
-        <w:rPr>
-          <w:b/>
-          <w:bCs/>
-          <w:sz w:val="28"/>
-          <w:szCs w:val="28"/>
-          <w:lang w:val="en-US"/>
-        </w:rPr>
-      </w:pPr>
-      <w:r>
-        <w:rPr>
-          <w:b/>
-          <w:bCs/>
-          <w:sz w:val="28"/>
-          <w:szCs w:val="28"/>
-          <w:lang w:val="en-US"/>
-        </w:rPr>
-        <w:t>Software conclusion</w:t>
-      </w:r>
-    </w:p>
-    <w:p>
-      <w:pPr>
-        <w:pStyle w:val="ListParagraph"/>
-        <w:numPr>
-          <w:ilvl w:val="0"/>
-          <w:numId w:val="1"/>
-        </w:numPr>
-        <w:jc w:val="both"/>
-        <w:rPr>
-          <w:b/>
-          <w:bCs/>
-          <w:sz w:val="28"/>
-          <w:szCs w:val="28"/>
-          <w:lang w:val="en-US"/>
-        </w:rPr>
-      </w:pPr>
-      <w:r>
-        <w:rPr>
-          <w:b/>
-          <w:bCs/>
-          <w:sz w:val="28"/>
-          <w:szCs w:val="28"/>
-          <w:lang w:val="en-US"/>
-        </w:rPr>
-        <w:t>Total conclusion</w:t>
-      </w:r>
-    </w:p>
-    <w:p>
-      <w:pPr>
-        <w:pStyle w:val="ListParagraph"/>
-        <w:jc w:val="both"/>
-        <w:rPr>
-          <w:b/>
-          <w:bCs/>
-          <w:sz w:val="28"/>
-          <w:szCs w:val="28"/>
-          <w:lang w:val="en-US"/>
-        </w:rPr>
-      </w:pPr>
-      <w:r>
-        <w:rPr>
-          <w:b/>
-          <w:bCs/>
-          <w:sz w:val="28"/>
-          <w:szCs w:val="28"/>
-          <w:lang w:val="en-US"/>
-        </w:rPr>
-        <w:t xml:space="preserve"> </w:t>
-      </w:r>
-      <w:r>
-        <w:rPr>
-          <w:b/>
-          <w:bCs/>
-          <w:sz w:val="28"/>
-          <w:szCs w:val="28"/>
-          <w:lang w:val="en-US"/>
-        </w:rPr>
-        <w:t>10</w:t>
-      </w:r>
-      <w:r>
-        <w:rPr>
-          <w:b/>
-          <w:bCs/>
-          <w:sz w:val="28"/>
-          <w:szCs w:val="28"/>
-          <w:lang w:val="en-US"/>
-        </w:rPr>
-        <w:t xml:space="preserve">)  </w:t>
-      </w:r>
-      <w:r>
-        <w:rPr>
-          <w:b/>
-          <w:bCs/>
-          <w:sz w:val="28"/>
-          <w:szCs w:val="28"/>
-          <w:lang w:val="en-US"/>
-        </w:rPr>
-        <w:t xml:space="preserve">Appendices </w:t>
-      </w:r>
+          <w:lang w:val="en-US"/>
+        </w:rPr>
+      </w:pPr>
     </w:p>
     <w:p>
       <w:pPr>
@@ -903,6 +624,7 @@
           <w:szCs w:val="40"/>
           <w:lang w:val="en-US"/>
         </w:rPr>
+        <w:lastRenderedPageBreak/>
         <w:t>Introduction</w:t>
       </w:r>
     </w:p>
@@ -952,25 +674,7 @@
           <w:szCs w:val="28"/>
           <w:lang w:val="en-US"/>
         </w:rPr>
-        <w:t xml:space="preserve">The primary goal of this project is the design, </w:t>
-      </w:r>
-      <w:proofErr w:type="spellStart"/>
-      <w:r>
-        <w:rPr>
-          <w:sz w:val="28"/>
-          <w:szCs w:val="28"/>
-          <w:lang w:val="en-US"/>
-        </w:rPr>
-        <w:t>SystemVerilog</w:t>
-      </w:r>
-      <w:proofErr w:type="spellEnd"/>
-      <w:r>
-        <w:rPr>
-          <w:sz w:val="28"/>
-          <w:szCs w:val="28"/>
-          <w:lang w:val="en-US"/>
-        </w:rPr>
-        <w:t xml:space="preserve"> implementation, and functional verification of an 8-bit Central Processing Unit (CPU). Following the hardware realization, a custom software ecosystem</w:t>
+        <w:t>The primary goal of this project is the design, SystemVerilog implementation, and functional verification of an 8-bit Central Processing Unit (CPU). Following the hardware realization, a custom software ecosystem</w:t>
       </w:r>
       <w:r>
         <w:rPr>
@@ -1531,29 +1235,7 @@
           <w:lang w:val="en-US"/>
         </w:rPr>
         <w:lastRenderedPageBreak/>
-        <w:t>Hardware description (</w:t>
-      </w:r>
-      <w:proofErr w:type="spellStart"/>
-      <w:r>
-        <w:rPr>
-          <w:b/>
-          <w:bCs/>
-          <w:sz w:val="40"/>
-          <w:szCs w:val="40"/>
-          <w:lang w:val="en-US"/>
-        </w:rPr>
-        <w:t>SystemVerilog</w:t>
-      </w:r>
-      <w:proofErr w:type="spellEnd"/>
-      <w:r>
-        <w:rPr>
-          <w:b/>
-          <w:bCs/>
-          <w:sz w:val="40"/>
-          <w:szCs w:val="40"/>
-          <w:lang w:val="en-US"/>
-        </w:rPr>
-        <w:t xml:space="preserve"> &amp; Simulation)</w:t>
+        <w:t>Hardware description (SystemVerilog &amp; Simulation)</w:t>
       </w:r>
     </w:p>
     <w:p>
@@ -1671,23 +1353,13 @@
         </w:rPr>
         <w:br/>
       </w:r>
-      <w:proofErr w:type="spellStart"/>
-      <w:r>
-        <w:rPr>
-          <w:sz w:val="28"/>
-          <w:szCs w:val="28"/>
-          <w:lang w:val="en-US"/>
-        </w:rPr>
-        <w:t>ALU</w:t>
-      </w:r>
-      <w:proofErr w:type="spellEnd"/>
-      <w:r>
-        <w:rPr>
-          <w:sz w:val="28"/>
-          <w:szCs w:val="28"/>
-          <w:lang w:val="en-US"/>
-        </w:rPr>
-        <w:t xml:space="preserve"> module is mathematical and logical controller implementing such commands. This part of CPU is built asynchronously (there is no </w:t>
+      <w:r>
+        <w:rPr>
+          <w:sz w:val="28"/>
+          <w:szCs w:val="28"/>
+          <w:lang w:val="en-US"/>
+        </w:rPr>
+        <w:t xml:space="preserve">ALU module is mathematical and logical controller implementing such commands. This part of CPU is built asynchronously (there is no </w:t>
       </w:r>
       <w:r>
         <w:rPr>
@@ -2691,16 +2363,7 @@
           <w:szCs w:val="28"/>
           <w:lang w:val="en-US"/>
         </w:rPr>
-        <w:t xml:space="preserve"> signal to avoid </w:t>
-      </w:r>
-      <w:proofErr w:type="spellStart"/>
-      <w:r>
-        <w:rPr>
-          <w:sz w:val="28"/>
-          <w:szCs w:val="28"/>
-          <w:lang w:val="en-US"/>
-        </w:rPr>
-        <w:t>r</w:t>
+        <w:t xml:space="preserve"> signal to avoid r</w:t>
       </w:r>
       <w:r>
         <w:rPr>
@@ -2710,7 +2373,6 @@
         </w:rPr>
         <w:t>a</w:t>
       </w:r>
-      <w:proofErr w:type="spellEnd"/>
       <w:r>
         <w:rPr>
           <w:sz w:val="28"/>
@@ -2803,25 +2465,7 @@
           <w:szCs w:val="28"/>
           <w:lang w:val="en-US"/>
         </w:rPr>
-        <w:t xml:space="preserve"> is created for keeping flags (Zero, </w:t>
-      </w:r>
-      <w:proofErr w:type="gramStart"/>
-      <w:r>
-        <w:rPr>
-          <w:sz w:val="28"/>
-          <w:szCs w:val="28"/>
-          <w:lang w:val="en-US"/>
-        </w:rPr>
-        <w:t>Carry</w:t>
-      </w:r>
-      <w:proofErr w:type="gramEnd"/>
-      <w:r>
-        <w:rPr>
-          <w:sz w:val="28"/>
-          <w:szCs w:val="28"/>
-          <w:lang w:val="en-US"/>
-        </w:rPr>
-        <w:t xml:space="preserve"> bit, Sign, Overflow) for operations requires them. The structure is similar to Register File, but only one register is realized.</w:t>
+        <w:t xml:space="preserve"> is created for keeping flags (Zero, Carry bit, Sign, Overflow) for operations requires them. The structure is similar to Register File, but only one register is realized.</w:t>
       </w:r>
     </w:p>
     <w:p>
@@ -3188,41 +2832,7 @@
           <w:szCs w:val="28"/>
           <w:lang w:val="en"/>
         </w:rPr>
-        <w:t xml:space="preserve"> &amp; reset signals and FSM were added to control LOAD command execution, namely, it is implemented in </w:t>
-      </w:r>
-      <w:proofErr w:type="spellStart"/>
-      <w:r>
-        <w:rPr>
-          <w:sz w:val="28"/>
-          <w:szCs w:val="28"/>
-          <w:lang w:val="en"/>
-        </w:rPr>
-        <w:t>clk</w:t>
-      </w:r>
-      <w:proofErr w:type="spellEnd"/>
-      <w:r>
-        <w:rPr>
-          <w:sz w:val="28"/>
-          <w:szCs w:val="28"/>
-          <w:lang w:val="en"/>
-        </w:rPr>
-        <w:t xml:space="preserve"> cycles due to s</w:t>
-      </w:r>
-      <w:r>
-        <w:rPr>
-          <w:sz w:val="28"/>
-          <w:szCs w:val="28"/>
-          <w:lang w:val="en"/>
-        </w:rPr>
-        <w:t>ynchronous</w:t>
-      </w:r>
-      <w:r>
-        <w:rPr>
-          <w:sz w:val="28"/>
-          <w:szCs w:val="28"/>
-          <w:lang w:val="en"/>
-        </w:rPr>
-        <w:t xml:space="preserve"> data memory write / read structure.</w:t>
+        <w:t xml:space="preserve"> &amp; reset signals and FSM were added to control LOAD command execution, namely, it is implemented in clk cycles due to synchronous data memory write / read structure.</w:t>
       </w:r>
     </w:p>
     <w:p>
@@ -3278,27 +2888,15 @@
           <w:lang w:val="en-US"/>
         </w:rPr>
       </w:pPr>
-      <w:proofErr w:type="gramStart"/>
-      <w:r>
-        <w:rPr>
-          <w:b/>
-          <w:bCs/>
-          <w:sz w:val="28"/>
-          <w:szCs w:val="28"/>
-          <w:lang w:val="en-US"/>
-        </w:rPr>
-        <w:t>LOADI  (</w:t>
-      </w:r>
-      <w:proofErr w:type="gramEnd"/>
-      <w:r>
-        <w:rPr>
-          <w:b/>
-          <w:bCs/>
-          <w:sz w:val="28"/>
-          <w:szCs w:val="28"/>
-          <w:lang w:val="en-US"/>
-        </w:rPr>
-        <w:t>Load constant in register) 1101</w:t>
+      <w:r>
+        <w:rPr>
+          <w:b/>
+          <w:bCs/>
+          <w:sz w:val="28"/>
+          <w:szCs w:val="28"/>
+          <w:lang w:val="en-US"/>
+        </w:rPr>
+        <w:t>LOADI  (Load constant in register) 1101</w:t>
       </w:r>
     </w:p>
     <w:p>
@@ -3504,7 +3102,6 @@
         </w:rPr>
         <w:br/>
       </w:r>
-      <w:proofErr w:type="gramStart"/>
       <w:r>
         <w:rPr>
           <w:sz w:val="28"/>
@@ -3529,7 +3126,6 @@
         </w:rPr>
         <w:t>11</w:t>
       </w:r>
-      <w:proofErr w:type="gramEnd"/>
       <w:r>
         <w:rPr>
           <w:sz w:val="28"/>
@@ -4488,13 +4084,6 @@
           <w:lang w:val="en-US"/>
         </w:rPr>
         <w:tab/>
-      </w:r>
-      <w:r>
-        <w:rPr>
-          <w:sz w:val="28"/>
-          <w:szCs w:val="28"/>
-          <w:lang w:val="en-US"/>
-        </w:rPr>
         <w:t>LOADI R0 79 = 1101 0 01001111 xxx</w:t>
       </w:r>
       <w:r>
@@ -4520,13 +4109,6 @@
           <w:lang w:val="en-US"/>
         </w:rPr>
         <w:tab/>
-      </w:r>
-      <w:r>
-        <w:rPr>
-          <w:sz w:val="28"/>
-          <w:szCs w:val="28"/>
-          <w:lang w:val="en-US"/>
-        </w:rPr>
         <w:t>LOADI R1 -23 = 1101 1 10010111 xxx</w:t>
       </w:r>
       <w:r>
@@ -4552,43 +4134,8 @@
           <w:lang w:val="en-US"/>
         </w:rPr>
         <w:tab/>
-      </w:r>
-      <w:r>
-        <w:rPr>
-          <w:sz w:val="28"/>
-          <w:szCs w:val="28"/>
-          <w:lang w:val="en-US"/>
-        </w:rPr>
-        <w:t xml:space="preserve">ADD R0 </w:t>
-      </w:r>
-      <w:proofErr w:type="spellStart"/>
-      <w:r>
-        <w:rPr>
-          <w:sz w:val="28"/>
-          <w:szCs w:val="28"/>
-          <w:lang w:val="en-US"/>
-        </w:rPr>
-        <w:t>R0</w:t>
-      </w:r>
-      <w:proofErr w:type="spellEnd"/>
-      <w:r>
-        <w:rPr>
-          <w:sz w:val="28"/>
-          <w:szCs w:val="28"/>
-          <w:lang w:val="en-US"/>
-        </w:rPr>
-        <w:t xml:space="preserve"> R1 = 0001 0 0 1 </w:t>
-      </w:r>
-      <w:proofErr w:type="spellStart"/>
-      <w:r>
-        <w:rPr>
-          <w:sz w:val="28"/>
-          <w:szCs w:val="28"/>
-          <w:lang w:val="en-US"/>
-        </w:rPr>
-        <w:t>xxxxxxxxx</w:t>
-      </w:r>
-      <w:proofErr w:type="spellEnd"/>
+        <w:t>ADD R0 R0 R1 = 0001 0 0 1 xxxxxxxxx</w:t>
+      </w:r>
       <w:r>
         <w:rPr>
           <w:sz w:val="28"/>
@@ -4612,13 +4159,6 @@
           <w:lang w:val="en-US"/>
         </w:rPr>
         <w:tab/>
-      </w:r>
-      <w:r>
-        <w:rPr>
-          <w:sz w:val="28"/>
-          <w:szCs w:val="28"/>
-          <w:lang w:val="en-US"/>
-        </w:rPr>
         <w:t>STORE R0 0 = 0100 0 00000000 xxx</w:t>
       </w:r>
       <w:r>
@@ -4644,13 +4184,6 @@
           <w:lang w:val="en-US"/>
         </w:rPr>
         <w:tab/>
-      </w:r>
-      <w:r>
-        <w:rPr>
-          <w:sz w:val="28"/>
-          <w:szCs w:val="28"/>
-          <w:lang w:val="en-US"/>
-        </w:rPr>
         <w:t>LOADI R0 66 = 1101 0 01000010 xxx</w:t>
       </w:r>
       <w:r>
@@ -4676,13 +4209,6 @@
           <w:lang w:val="en-US"/>
         </w:rPr>
         <w:tab/>
-      </w:r>
-      <w:r>
-        <w:rPr>
-          <w:sz w:val="28"/>
-          <w:szCs w:val="28"/>
-          <w:lang w:val="en-US"/>
-        </w:rPr>
         <w:t>LOAD R1 0 = 1011 1 00000000 xxx</w:t>
       </w:r>
       <w:r>
@@ -4708,43 +4234,8 @@
           <w:lang w:val="en-US"/>
         </w:rPr>
         <w:tab/>
-      </w:r>
-      <w:r>
-        <w:rPr>
-          <w:sz w:val="28"/>
-          <w:szCs w:val="28"/>
-          <w:lang w:val="en-US"/>
-        </w:rPr>
-        <w:t xml:space="preserve">SBB R0 </w:t>
-      </w:r>
-      <w:proofErr w:type="spellStart"/>
-      <w:r>
-        <w:rPr>
-          <w:sz w:val="28"/>
-          <w:szCs w:val="28"/>
-          <w:lang w:val="en-US"/>
-        </w:rPr>
-        <w:t>R0</w:t>
-      </w:r>
-      <w:proofErr w:type="spellEnd"/>
-      <w:r>
-        <w:rPr>
-          <w:sz w:val="28"/>
-          <w:szCs w:val="28"/>
-          <w:lang w:val="en-US"/>
-        </w:rPr>
-        <w:t xml:space="preserve"> R1 = 1111 0 0 1 </w:t>
-      </w:r>
-      <w:proofErr w:type="spellStart"/>
-      <w:r>
-        <w:rPr>
-          <w:sz w:val="28"/>
-          <w:szCs w:val="28"/>
-          <w:lang w:val="en-US"/>
-        </w:rPr>
-        <w:t>xxxxxxxxx</w:t>
-      </w:r>
-      <w:proofErr w:type="spellEnd"/>
+        <w:t>SBB R0 R0 R1 = 1111 0 0 1 xxxxxxxxx</w:t>
+      </w:r>
       <w:r>
         <w:rPr>
           <w:sz w:val="28"/>
@@ -4768,13 +4259,6 @@
           <w:lang w:val="en-US"/>
         </w:rPr>
         <w:tab/>
-      </w:r>
-      <w:r>
-        <w:rPr>
-          <w:sz w:val="28"/>
-          <w:szCs w:val="28"/>
-          <w:lang w:val="en-US"/>
-        </w:rPr>
         <w:t>STORE R0 1 = 0100 0 00000001 xxx</w:t>
       </w:r>
       <w:r>
@@ -4800,13 +4284,6 @@
           <w:lang w:val="en-US"/>
         </w:rPr>
         <w:tab/>
-      </w:r>
-      <w:r>
-        <w:rPr>
-          <w:sz w:val="28"/>
-          <w:szCs w:val="28"/>
-          <w:lang w:val="en-US"/>
-        </w:rPr>
         <w:t>JMP Itself (infinite cycle) = 0010 x 00001000 xx</w:t>
       </w:r>
     </w:p>
@@ -4997,25 +4474,7 @@
           <w:szCs w:val="28"/>
           <w:lang w:val="en-US"/>
         </w:rPr>
-        <w:t xml:space="preserve">CPU core successfully validates a modular and robust </w:t>
-      </w:r>
-      <w:proofErr w:type="spellStart"/>
-      <w:r>
-        <w:rPr>
-          <w:sz w:val="28"/>
-          <w:szCs w:val="28"/>
-          <w:lang w:val="en-US"/>
-        </w:rPr>
-        <w:t>SystemVerilog</w:t>
-      </w:r>
-      <w:proofErr w:type="spellEnd"/>
-      <w:r>
-        <w:rPr>
-          <w:sz w:val="28"/>
-          <w:szCs w:val="28"/>
-          <w:lang w:val="en-US"/>
-        </w:rPr>
-        <w:t xml:space="preserve"> architecture. By transitioning the Control Unit to a two-state Finite State Machine (FETCH and WRITE), the core reliably mitigates timing hazards associated with synchronous memory latency, ensuring stable Program Counter behavior and race-free register updates</w:t>
+        <w:t>CPU core successfully validates a modular and robust SystemVerilog architecture. By transitioning the Control Unit to a two-state Finite State Machine (FETCH and WRITE), the core reliably mitigates timing hazards associated with synchronous memory latency, ensuring stable Program Counter behavior and race-free register updates</w:t>
       </w:r>
       <w:r>
         <w:rPr>
@@ -5383,7 +4842,7 @@
           <w:noProof/>
         </w:rPr>
         <w:drawing>
-          <wp:inline distT="0" distB="0" distL="0" distR="0" wp14:anchorId="3EEFF4BD" wp14:editId="622C7D19">
+          <wp:inline distT="0" distB="0" distL="0" distR="0" wp14:anchorId="3EEFF4BD" wp14:editId="2DCAA7B7">
             <wp:extent cx="5940425" cy="1614170"/>
             <wp:effectExtent l="0" t="0" r="3175" b="5080"/>
             <wp:docPr id="3" name="Picture 3"/>
@@ -5448,25 +4907,7 @@
           <w:szCs w:val="28"/>
           <w:lang w:val="en-US"/>
         </w:rPr>
-        <w:t xml:space="preserve">SUCCESS ADD: Expected result </w:t>
-      </w:r>
-      <w:proofErr w:type="gramStart"/>
-      <w:r>
-        <w:rPr>
-          <w:sz w:val="28"/>
-          <w:szCs w:val="28"/>
-          <w:lang w:val="en-US"/>
-        </w:rPr>
-        <w:t>(  15</w:t>
-      </w:r>
-      <w:proofErr w:type="gramEnd"/>
-      <w:r>
-        <w:rPr>
-          <w:sz w:val="28"/>
-          <w:szCs w:val="28"/>
-          <w:lang w:val="en-US"/>
-        </w:rPr>
-        <w:t>) was received correctly</w:t>
+        <w:t>SUCCESS ADD: Expected result (  15) was received correctly</w:t>
       </w:r>
     </w:p>
     <w:p>
@@ -5485,25 +4926,7 @@
           <w:szCs w:val="28"/>
           <w:lang w:val="en-US"/>
         </w:rPr>
-        <w:t xml:space="preserve">SUCCESS SUB: Expected result </w:t>
-      </w:r>
-      <w:proofErr w:type="gramStart"/>
-      <w:r>
-        <w:rPr>
-          <w:sz w:val="28"/>
-          <w:szCs w:val="28"/>
-          <w:lang w:val="en-US"/>
-        </w:rPr>
-        <w:t>(  -</w:t>
-      </w:r>
-      <w:proofErr w:type="gramEnd"/>
-      <w:r>
-        <w:rPr>
-          <w:sz w:val="28"/>
-          <w:szCs w:val="28"/>
-          <w:lang w:val="en-US"/>
-        </w:rPr>
-        <w:t>7) was received correctly</w:t>
+        <w:t>SUCCESS SUB: Expected result (  -7) was received correctly</w:t>
       </w:r>
     </w:p>
     <w:p>
@@ -5522,25 +4945,7 @@
           <w:szCs w:val="28"/>
           <w:lang w:val="en-US"/>
         </w:rPr>
-        <w:t xml:space="preserve">SUCCESS ADC: Expected result </w:t>
-      </w:r>
-      <w:proofErr w:type="gramStart"/>
-      <w:r>
-        <w:rPr>
-          <w:sz w:val="28"/>
-          <w:szCs w:val="28"/>
-          <w:lang w:val="en-US"/>
-        </w:rPr>
-        <w:t>(  40</w:t>
-      </w:r>
-      <w:proofErr w:type="gramEnd"/>
-      <w:r>
-        <w:rPr>
-          <w:sz w:val="28"/>
-          <w:szCs w:val="28"/>
-          <w:lang w:val="en-US"/>
-        </w:rPr>
-        <w:t>) was received correctly</w:t>
+        <w:t>SUCCESS ADC: Expected result (  40) was received correctly</w:t>
       </w:r>
     </w:p>
     <w:p>
@@ -5559,25 +4964,7 @@
           <w:szCs w:val="28"/>
           <w:lang w:val="en-US"/>
         </w:rPr>
-        <w:t xml:space="preserve">SUCCESS SUC: Expected result </w:t>
-      </w:r>
-      <w:proofErr w:type="gramStart"/>
-      <w:r>
-        <w:rPr>
-          <w:sz w:val="28"/>
-          <w:szCs w:val="28"/>
-          <w:lang w:val="en-US"/>
-        </w:rPr>
-        <w:t>(  38</w:t>
-      </w:r>
-      <w:proofErr w:type="gramEnd"/>
-      <w:r>
-        <w:rPr>
-          <w:sz w:val="28"/>
-          <w:szCs w:val="28"/>
-          <w:lang w:val="en-US"/>
-        </w:rPr>
-        <w:t>) was received correctly</w:t>
+        <w:t>SUCCESS SUC: Expected result (  38) was received correctly</w:t>
       </w:r>
     </w:p>
     <w:p>
@@ -5596,25 +4983,7 @@
           <w:szCs w:val="28"/>
           <w:lang w:val="en-US"/>
         </w:rPr>
-        <w:t xml:space="preserve">SUCCESS AND: Expected result </w:t>
-      </w:r>
-      <w:proofErr w:type="gramStart"/>
-      <w:r>
-        <w:rPr>
-          <w:sz w:val="28"/>
-          <w:szCs w:val="28"/>
-          <w:lang w:val="en-US"/>
-        </w:rPr>
-        <w:t xml:space="preserve">(  </w:t>
-      </w:r>
-      <w:proofErr w:type="gramEnd"/>
-      <w:r>
-        <w:rPr>
-          <w:sz w:val="28"/>
-          <w:szCs w:val="28"/>
-          <w:lang w:val="en-US"/>
-        </w:rPr>
-        <w:t xml:space="preserve"> 0) was received correctly</w:t>
+        <w:t>SUCCESS AND: Expected result (   0) was received correctly</w:t>
       </w:r>
     </w:p>
     <w:p>
@@ -5633,25 +5002,7 @@
           <w:szCs w:val="28"/>
           <w:lang w:val="en-US"/>
         </w:rPr>
-        <w:t xml:space="preserve">SUCCESS OR: Expected result </w:t>
-      </w:r>
-      <w:proofErr w:type="gramStart"/>
-      <w:r>
-        <w:rPr>
-          <w:sz w:val="28"/>
-          <w:szCs w:val="28"/>
-          <w:lang w:val="en-US"/>
-        </w:rPr>
-        <w:t xml:space="preserve">(  </w:t>
-      </w:r>
-      <w:proofErr w:type="gramEnd"/>
-      <w:r>
-        <w:rPr>
-          <w:sz w:val="28"/>
-          <w:szCs w:val="28"/>
-          <w:lang w:val="en-US"/>
-        </w:rPr>
-        <w:t xml:space="preserve"> 1) was received correctly</w:t>
+        <w:t>SUCCESS OR: Expected result (   1) was received correctly</w:t>
       </w:r>
     </w:p>
     <w:p>
@@ -5689,25 +5040,7 @@
           <w:szCs w:val="28"/>
           <w:lang w:val="en-US"/>
         </w:rPr>
-        <w:t xml:space="preserve">SUCCESS &gt;&gt;&gt;: Expected result </w:t>
-      </w:r>
-      <w:proofErr w:type="gramStart"/>
-      <w:r>
-        <w:rPr>
-          <w:sz w:val="28"/>
-          <w:szCs w:val="28"/>
-          <w:lang w:val="en-US"/>
-        </w:rPr>
-        <w:t>(  32</w:t>
-      </w:r>
-      <w:proofErr w:type="gramEnd"/>
-      <w:r>
-        <w:rPr>
-          <w:sz w:val="28"/>
-          <w:szCs w:val="28"/>
-          <w:lang w:val="en-US"/>
-        </w:rPr>
-        <w:t>) was received correctly</w:t>
+        <w:t>SUCCESS &gt;&gt;&gt;: Expected result (  32) was received correctly</w:t>
       </w:r>
     </w:p>
     <w:p>
@@ -5726,25 +5059,7 @@
           <w:szCs w:val="28"/>
           <w:lang w:val="en-US"/>
         </w:rPr>
-        <w:t xml:space="preserve">SUCCESS &lt;&lt;&lt;: Expected result </w:t>
-      </w:r>
-      <w:proofErr w:type="gramStart"/>
-      <w:r>
-        <w:rPr>
-          <w:sz w:val="28"/>
-          <w:szCs w:val="28"/>
-          <w:lang w:val="en-US"/>
-        </w:rPr>
-        <w:t xml:space="preserve">(  </w:t>
-      </w:r>
-      <w:proofErr w:type="gramEnd"/>
-      <w:r>
-        <w:rPr>
-          <w:sz w:val="28"/>
-          <w:szCs w:val="28"/>
-          <w:lang w:val="en-US"/>
-        </w:rPr>
-        <w:t xml:space="preserve"> 8) was received correctly</w:t>
+        <w:t>SUCCESS &lt;&lt;&lt;: Expected result (   8) was received correctly</w:t>
       </w:r>
     </w:p>
     <w:p>
@@ -5763,25 +5078,7 @@
           <w:szCs w:val="28"/>
           <w:lang w:val="en-US"/>
         </w:rPr>
-        <w:t xml:space="preserve">SUCCESS NOT: Expected result </w:t>
-      </w:r>
-      <w:proofErr w:type="gramStart"/>
-      <w:r>
-        <w:rPr>
-          <w:sz w:val="28"/>
-          <w:szCs w:val="28"/>
-          <w:lang w:val="en-US"/>
-        </w:rPr>
-        <w:t>(  -</w:t>
-      </w:r>
-      <w:proofErr w:type="gramEnd"/>
-      <w:r>
-        <w:rPr>
-          <w:sz w:val="28"/>
-          <w:szCs w:val="28"/>
-          <w:lang w:val="en-US"/>
-        </w:rPr>
-        <w:t>1) was received correctly</w:t>
+        <w:t>SUCCESS NOT: Expected result (  -1) was received correctly</w:t>
       </w:r>
     </w:p>
     <w:p>
@@ -5969,25 +5266,7 @@
           <w:szCs w:val="28"/>
           <w:lang w:val="en-US"/>
         </w:rPr>
-        <w:t xml:space="preserve">SUCCESS: </w:t>
-      </w:r>
-      <w:proofErr w:type="gramStart"/>
-      <w:r>
-        <w:rPr>
-          <w:sz w:val="28"/>
-          <w:szCs w:val="28"/>
-          <w:lang w:val="en-US"/>
-        </w:rPr>
-        <w:t>Number  -</w:t>
-      </w:r>
-      <w:proofErr w:type="gramEnd"/>
-      <w:r>
-        <w:rPr>
-          <w:sz w:val="28"/>
-          <w:szCs w:val="28"/>
-          <w:lang w:val="en-US"/>
-        </w:rPr>
-        <w:t>38 was written in register_1</w:t>
+        <w:t>SUCCESS: Number  -38 was written in register_1</w:t>
       </w:r>
     </w:p>
     <w:p>
@@ -6200,25 +5479,7 @@
           <w:szCs w:val="28"/>
           <w:lang w:val="en-US"/>
         </w:rPr>
-        <w:t xml:space="preserve">SUCCESS: </w:t>
-      </w:r>
-      <w:proofErr w:type="spellStart"/>
-      <w:r>
-        <w:rPr>
-          <w:sz w:val="28"/>
-          <w:szCs w:val="28"/>
-          <w:lang w:val="en-US"/>
-        </w:rPr>
-        <w:t>carry_out</w:t>
-      </w:r>
-      <w:proofErr w:type="spellEnd"/>
-      <w:r>
-        <w:rPr>
-          <w:sz w:val="28"/>
-          <w:szCs w:val="28"/>
-          <w:lang w:val="en-US"/>
-        </w:rPr>
-        <w:t xml:space="preserve"> flag was set correctly (1)</w:t>
+        <w:t>SUCCESS: carry_out flag was set correctly (1)</w:t>
       </w:r>
     </w:p>
     <w:p>
@@ -6505,54 +5766,26 @@
           <w:szCs w:val="28"/>
           <w:lang w:val="en-US"/>
         </w:rPr>
-        <w:t xml:space="preserve">SUCCESS: Expected data </w:t>
-      </w:r>
-      <w:proofErr w:type="gramStart"/>
-      <w:r>
-        <w:rPr>
-          <w:sz w:val="28"/>
-          <w:szCs w:val="28"/>
-          <w:lang w:val="en-US"/>
-        </w:rPr>
-        <w:t>(  13</w:t>
-      </w:r>
-      <w:proofErr w:type="gramEnd"/>
-      <w:r>
-        <w:rPr>
-          <w:sz w:val="28"/>
-          <w:szCs w:val="28"/>
-          <w:lang w:val="en-US"/>
-        </w:rPr>
-        <w:t>) was written to the address cell   0</w:t>
-      </w:r>
-    </w:p>
-    <w:p>
-      <w:pPr>
-        <w:pStyle w:val="ListParagraph"/>
-        <w:rPr>
-          <w:sz w:val="28"/>
-          <w:szCs w:val="28"/>
-          <w:lang w:val="en-US"/>
-        </w:rPr>
-      </w:pPr>
-      <w:r>
-        <w:rPr>
-          <w:sz w:val="28"/>
-          <w:szCs w:val="28"/>
-          <w:lang w:val="en-US"/>
-        </w:rPr>
-        <w:t xml:space="preserve">SUCCESS: Expected data ( -64) was written to the address </w:t>
-      </w:r>
-      <w:proofErr w:type="gramStart"/>
-      <w:r>
-        <w:rPr>
-          <w:sz w:val="28"/>
-          <w:szCs w:val="28"/>
-          <w:lang w:val="en-US"/>
-        </w:rPr>
-        <w:t>cell  17</w:t>
-      </w:r>
-      <w:proofErr w:type="gramEnd"/>
+        <w:t>SUCCESS: Expected data (  13) was written to the address cell   0</w:t>
+      </w:r>
+    </w:p>
+    <w:p>
+      <w:pPr>
+        <w:pStyle w:val="ListParagraph"/>
+        <w:rPr>
+          <w:sz w:val="28"/>
+          <w:szCs w:val="28"/>
+          <w:lang w:val="en-US"/>
+        </w:rPr>
+      </w:pPr>
+      <w:r>
+        <w:rPr>
+          <w:sz w:val="28"/>
+          <w:szCs w:val="28"/>
+          <w:lang w:val="en-US"/>
+        </w:rPr>
+        <w:t>SUCCESS: Expected data ( -64) was written to the address cell  17</w:t>
+      </w:r>
     </w:p>
     <w:p>
       <w:pPr>
@@ -6613,25 +5846,7 @@
           <w:szCs w:val="28"/>
           <w:lang w:val="en-US"/>
         </w:rPr>
-        <w:t xml:space="preserve">SUCCESS: Address </w:t>
-      </w:r>
-      <w:proofErr w:type="gramStart"/>
-      <w:r>
-        <w:rPr>
-          <w:sz w:val="28"/>
-          <w:szCs w:val="28"/>
-          <w:lang w:val="en-US"/>
-        </w:rPr>
-        <w:t>cell  17</w:t>
-      </w:r>
-      <w:proofErr w:type="gramEnd"/>
-      <w:r>
-        <w:rPr>
-          <w:sz w:val="28"/>
-          <w:szCs w:val="28"/>
-          <w:lang w:val="en-US"/>
-        </w:rPr>
-        <w:t xml:space="preserve"> was reset to zero</w:t>
+        <w:t>SUCCESS: Address cell  17 was reset to zero</w:t>
       </w:r>
     </w:p>
     <w:p>
@@ -6747,25 +5962,7 @@
           <w:szCs w:val="28"/>
           <w:lang w:val="en-US"/>
         </w:rPr>
-        <w:t xml:space="preserve">SUCCESS: Expected data </w:t>
-      </w:r>
-      <w:proofErr w:type="gramStart"/>
-      <w:r>
-        <w:rPr>
-          <w:sz w:val="28"/>
-          <w:szCs w:val="28"/>
-          <w:lang w:val="en-US"/>
-        </w:rPr>
-        <w:t>( 4660</w:t>
-      </w:r>
-      <w:proofErr w:type="gramEnd"/>
-      <w:r>
-        <w:rPr>
-          <w:sz w:val="28"/>
-          <w:szCs w:val="28"/>
-          <w:lang w:val="en-US"/>
-        </w:rPr>
-        <w:t>) is located in the address cell   0</w:t>
+        <w:t>SUCCESS: Expected data ( 4660) is located in the address cell   0</w:t>
       </w:r>
     </w:p>
     <w:p>
@@ -6810,25 +6007,7 @@
           <w:szCs w:val="28"/>
           <w:lang w:val="en-US"/>
         </w:rPr>
-        <w:t xml:space="preserve">SUCCESS: Expected data </w:t>
-      </w:r>
-      <w:proofErr w:type="gramStart"/>
-      <w:r>
-        <w:rPr>
-          <w:sz w:val="28"/>
-          <w:szCs w:val="28"/>
-          <w:lang w:val="en-US"/>
-        </w:rPr>
-        <w:t>( 8497</w:t>
-      </w:r>
-      <w:proofErr w:type="gramEnd"/>
-      <w:r>
-        <w:rPr>
-          <w:sz w:val="28"/>
-          <w:szCs w:val="28"/>
-          <w:lang w:val="en-US"/>
-        </w:rPr>
-        <w:t>) is located in the address cell   2</w:t>
+        <w:t>SUCCESS: Expected data ( 8497) is located in the address cell   2</w:t>
       </w:r>
     </w:p>
     <w:p>
@@ -6887,6 +6066,7 @@
       </w:pPr>
       <w:r>
         <w:rPr>
+          <w:noProof/>
           <w:sz w:val="28"/>
           <w:szCs w:val="28"/>
           <w:lang w:val="en-US"/>
@@ -7228,6 +6408,7 @@
       </w:pPr>
       <w:r>
         <w:rPr>
+          <w:noProof/>
           <w:sz w:val="28"/>
           <w:szCs w:val="28"/>
           <w:lang w:val="en-US"/>
@@ -8639,6 +7820,7 @@
   <w:style w:type="character" w:default="1" w:styleId="DefaultParagraphFont">
     <w:name w:val="Default Paragraph Font"/>
     <w:uiPriority w:val="1"/>
+    <w:semiHidden/>
     <w:unhideWhenUsed/>
   </w:style>
   <w:style w:type="table" w:default="1" w:styleId="TableNormal">
